--- a/vertrag/NexAI-Vertragswerk_einfach-erklaert.docx
+++ b/vertrag/NexAI-Vertragswerk_einfach-erklaert.docx
@@ -44,7 +44,7 @@
           <w:sz w:val="18"/>
           <w:szCs w:val="18"/>
         </w:rPr>
-        <w:t xml:space="preserve">Stand: September 2026 · Jeder Paragraph in 3 Sätzen, ohne Juristendeutsch</w:t>
+        <w:t xml:space="preserve">Stand: Oktober 2026 · Jeder Paragraph in 3 Sätzen, ohne Juristendeutsch</w:t>
       </w:r>
     </w:p>
     <w:p>
@@ -421,7 +421,7 @@
           <w:sz w:val="21"/>
           <w:szCs w:val="21"/>
         </w:rPr>
-        <w:t xml:space="preserve">Alle Preise sind netto, es gibt keine Setup-Gebühr, sondern nur einen monatlichen oder jährlichen Beitrag mit einem enthaltenen Freikontingent; Mehrverbrauch wird extra abgerechnet. Für euch heißt das: Overage rechnet ihr nachträglich mit dem Folgemonat ab, und ihr könnt pro Agent ein Ausgaben-Limit (Spend-Cap) setzen und bei Erreichen die Leistung pausieren. Rechnungen sind in 14 Tagen fällig, und bei Zahlungsverzug bekommt ihr 9 % über Basiszins plus 40 EUR Pauschale – zahlbar per Lastschrift oder Überweisung.</w:t>
+        <w:t xml:space="preserve">Alle Preise sind netto; eine einmalige Einrichtungsgebühr gibt es nur, wenn sie im Auftragsformular steht, sonst einen monatlichen oder jährlichen Beitrag mit einem enthaltenen Freikontingent; Mehrverbrauch wird extra abgerechnet. Rechnungen gehen per E-Mail an die Rechnungsadresse des Kunden – als E-Rechnung, wo das Gesetz sie verlangt, sonst als PDF, dem der Kunde im Vertrag zustimmt. Für euch heißt das: Overage rechnet ihr nachträglich mit dem Folgemonat ab, und ihr könnt pro Agent ein Ausgaben-Limit (Spend-Cap) setzen und bei Erreichen die Leistung pausieren. Rechnungen sind in 14 Tagen fällig, und bei Zahlungsverzug bekommt ihr 9 % über Basiszins plus 40 EUR Pauschale – zahlbar per Lastschrift oder Überweisung.</w:t>
       </w:r>
     </w:p>
     <w:p>
@@ -1521,7 +1521,7 @@
           <w:sz w:val="21"/>
           <w:szCs w:val="21"/>
         </w:rPr>
-        <w:t xml:space="preserve">Hier steht, dass es keine Setup-Gebühr gibt, sondern nur einen monatlichen oder jährlichen Beitrag, und Projektleistungen wie die Einrichtung einer Anwendung extra einmalig kosten. In die Tabelle tragt ihr die einzelnen Posten und die Summe ein — alle Preise immer netto plus Mehrwertsteuer. Achtet darauf, den Abrechnungsturnus (z. B. monatlich im Voraus) einzutragen, und denkt daran, bis zur USt-IdNr. eure Steuernummer auf die Rechnung zu schreiben.</w:t>
+        <w:t xml:space="preserve">Hier steht, dass eine einmalige Einrichtungsgebühr nur anfällt, wenn ihr sie als einmalige Position in die Tabelle eintragt, sonst nur der monatliche oder jährliche Beitrag, und dass Projektleistungen wie die Einrichtung einer Anwendung extra einmalig kosten. In die Tabelle tragt ihr die einzelnen Posten und die Summe ein — alle Preise immer netto plus Mehrwertsteuer. Achtet darauf, den Abrechnungsturnus (z. B. monatlich im Voraus) einzutragen, und lasst euch oben die Rechnungs-E-Mail-Adresse des Kunden geben; eure USt-IdNr. DE463741277 steht auf jeder Rechnung.</w:t>
       </w:r>
     </w:p>
     <w:p>
@@ -2387,7 +2387,7 @@
           <w:sz w:val="21"/>
           <w:szCs w:val="21"/>
         </w:rPr>
-        <w:t xml:space="preserve">Die Ersteinrichtung der Agenten und Anwendungen (Grundkonfiguration, Wissensbasis, Workflows, Anbindungen, Tests) ist ebenfalls eine Werkleistung. Wichtig für euch: dafür wird KEINE separate Setup-Gebühr verlangt, sie ist mit dem monatlichen oder jährlichen Beitrag abgegolten. Achtet darauf, dass eine Ausnahme davon nur gilt, wenn das Auftragsformular ausdrücklich etwas anderes festlegt.</w:t>
+        <w:t xml:space="preserve">Die Ersteinrichtung der Agenten und Anwendungen (Grundkonfiguration, Wissensbasis, Workflows, Anbindungen, Tests) ist ebenfalls eine Werkleistung. Wichtig für euch: Eine Einrichtungsgebühr gibt es nur, wenn sie im Auftragsformular vereinbart ist; sonst ist die Einrichtung mit dem monatlichen oder jährlichen Beitrag abgegolten.</w:t>
       </w:r>
     </w:p>
     <w:p>
@@ -5118,7 +5118,7 @@
           <w:sz w:val="21"/>
           <w:szCs w:val="21"/>
         </w:rPr>
-        <w:t xml:space="preserve">Es gibt keine Setup-Gebühr, sondern nur einen monatlichen oder jährlichen Beitrag mit einem enthaltenen Freikontingent; Mehrverbrauch wird extra mit dem Folgemonat abgerechnet. Rechnungen sind netto plus Umsatzsteuer und innerhalb von 14 Tagen fällig; bei Zahlungsverzug dürft ihr Verzugszinsen und 40 EUR Pauschale verlangen und nach Vorwarnung sogar den Betrieb pausieren. Praktisch könnt ihr pro Agent ein Ausgaben-Limit (Spend-Cap) einrichten, damit euch der Mehrverbrauch nicht aus dem Ruder läuft — der Kunde kann außerdem nur mit unstrittigen Forderungen aufrechnen.</w:t>
+        <w:t xml:space="preserve">Eine Einrichtungsgebühr gibt es nur, wenn sie im Auftragsformular vereinbart ist, ansonsten einen monatlichen oder jährlichen Beitrag mit einem enthaltenen Freikontingent; Mehrverbrauch wird extra mit dem Folgemonat abgerechnet. Rechnungen sind netto plus Umsatzsteuer und innerhalb von 14 Tagen fällig; bei Zahlungsverzug dürft ihr Verzugszinsen und 40 EUR Pauschale verlangen und nach Vorwarnung sogar den Betrieb pausieren. Praktisch könnt ihr pro Agent ein Ausgaben-Limit (Spend-Cap) einrichten, damit euch der Mehrverbrauch nicht aus dem Ruder läuft — der Kunde kann außerdem nur mit unstrittigen Forderungen aufrechnen.</w:t>
       </w:r>
     </w:p>
     <w:p>

--- a/vertrag/NexAI-Vertragswerk_einfach-erklaert.docx
+++ b/vertrag/NexAI-Vertragswerk_einfach-erklaert.docx
@@ -62,7 +62,7 @@
           <w:sz w:val="18"/>
           <w:szCs w:val="18"/>
         </w:rPr>
-        <w:t xml:space="preserve">Diese Fassung erklärt das Vertragswerk in einfacher Sprache. Rechtlich verbindlich sind allein die unterschriebenen Vertragsdokumente.</w:t>
+        <w:t xml:space="preserve">Diese Fassung erklärt das Vertragswerk in einfacher Sprache. Rechtlich verbindlich sind allein die unterschriebenen Vertragsdokumente. Stand Oktober 2026: Entwurf, von NexAI erstellt; die anwaltliche Prüfung folgt. Eckige Klammern im Vertrag markieren, was Max noch festlegt; „[setzt voraus: …]“ markiert Zusagen, die erst gelten, wenn die Technik nachgezogen ist.</w:t>
       </w:r>
     </w:p>
     <w:p>
@@ -109,7 +109,7 @@
           <w:sz w:val="21"/>
           <w:szCs w:val="21"/>
         </w:rPr>
-        <w:t xml:space="preserve">Das ist euer Grundvertrag mit jedem Kunden: Er regelt ein für alle Mal die allgemeinen Spielregeln der Zusammenarbeit, während die konkrete Leistung und der Preis später im separaten Auftragsformular und den Anlagen A–D festgelegt werden.</w:t>
+        <w:t xml:space="preserve">Das ist euer Grundvertrag mit jedem Kunden: Er regelt die allgemeinen Spielregeln der Zusammenarbeit, während die konkrete Leistung und der Preis im Auftragsformular und in den Anlagen A–E festgelegt werden.</w:t>
       </w:r>
     </w:p>
     <w:p>
@@ -187,7 +187,7 @@
           <w:sz w:val="21"/>
           <w:szCs w:val="21"/>
         </w:rPr>
-        <w:t xml:space="preserve">Hier steht, was ihr überhaupt macht (KI-Agenten und eigene Anwendungen wie CRM, Kalender und App) und dass jeder Einzelauftrag über ein Auftragsformular läuft, für das dann dieser Rahmenvertrag plus Anlagen gelten. Praktisch heißt das: Dieser Vertrag ist euer Fundament, das konkrete Projekt regelt ihr immer extra im Auftragsformular. Wichtig ist die Rangfolge bei Widersprüchen – zuerst gilt das Auftragsformular, dann dieser Rahmenvertrag, und beim Datenschutz hat immer die Anlage B (AVV) Vorrang.</w:t>
+        <w:t xml:space="preserve">Hier steht, was ihr macht: KI-Agenten und Anwendungen (CRM, Kalender, Mailagent, App). Neu ist, dass eine Anwendung entweder von euch betrieben oder dem Kunden als Kauflizenz für seinen eigenen Server überlassen wird; dafür gibt es die neue Anlage E. Wichtig ist die Rangfolge: Auftragsformular vor Rahmenvertrag vor Anlage E vor SLA vor Anlage A, und beim Datenschutz hat immer die AVV Vorrang; die KI-Regeln aus §§ 4 und 6 gelten jetzt auch für den Mailagenten.</w:t>
       </w:r>
     </w:p>
     <w:p>
@@ -265,7 +265,7 @@
           <w:sz w:val="21"/>
           <w:szCs w:val="21"/>
         </w:rPr>
-        <w:t xml:space="preserve">Der Vertrag trennt zwei Arten von Leistung: einmalige Projekte (Einrichtung von Anwendungen, Ersteinrichtung von Agenten) als Werkvertrag mit geschuldetem Ergebnis, und laufenden Betrieb als Dienstvertrag, bei dem ihr nur gute Arbeit, aber keinen Erfolg schuldet. Das ist für euch enorm wichtig: Beim laufenden Betrieb müsst ihr keine bestimmte Zahl an Terminen, Leads oder Umsätzen liefern. Achtet darauf, dass Projekte formal abgenommen werden (Anlage D) – nutzt der Kunde die Leistung produktiv, gilt sie automatisch als abgenommen, und ab da läuft nur 1 Jahr Gewährleistung.</w:t>
+        <w:t xml:space="preserve">Einmalige Projekte (Einrichtung, Installation) sind Werkvertrag mit Abnahme; der laufende Betrieb ist für Agenten Dienstvertrag, für gehostete Anwendungen kann nach dem BGH Mietrecht gelten. Deshalb steht jetzt drin, dass Verfügbarkeit, Minderung und Haftung sich nach Vertrag und SLA richten und die Haftung ohne Verschulden für anfängliche Mängel ausgeschlossen ist. Abnahme: Zeigt ihr die Fertigstellung schriftlich an und rügt der Kunde zehn Werktage keinen Mangel, gilt das Projekt als abgenommen; Mängelansprüche verjähren in einem Jahr ab gesetzlichem Beginn.</w:t>
       </w:r>
     </w:p>
     <w:p>
@@ -343,7 +343,7 @@
           <w:sz w:val="21"/>
           <w:szCs w:val="21"/>
         </w:rPr>
-        <w:t xml:space="preserve">Gespräche werden standardmäßig nicht aufgezeichnet oder transkribiert – nur wenn der Kunde das ausdrücklich schriftlich verlangt. Wird es aktiviert, kommt zwingend eine Pflicht-Ansage an den Anrufer, die nicht abschaltbar ist. Achtet darauf: Die Verantwortung für die Rechtsgrundlage (z. B. Einwilligung der Anrufer) liegt beim Kunden, nicht bei euch.</w:t>
+        <w:t xml:space="preserve">Eine Tonaufzeichnung gibt es standardmäßig nicht. Ehrlich steht jetzt drin, dass Sprache während des Gesprächs in Text umgewandelt wird und der Telefonie-Anbieter ein technisches Protokoll eine Zeit lang hält (Anhang 3 der AVV). Dauerhafte Mitschriften oder Aufnahmen gibt es nur auf schriftliche Weisung des Kunden und immer mit Pflicht-Ansage.</w:t>
       </w:r>
     </w:p>
     <w:p>
@@ -382,7 +382,7 @@
           <w:sz w:val="21"/>
           <w:szCs w:val="21"/>
         </w:rPr>
-        <w:t xml:space="preserve">Die Agenten dürfen informieren, Termine machen und vorqualifizieren, aber keine rechtsverbindlichen Zusagen, Preise oder Bestellungen abgeben. Das schützt euch und den Kunden davor, dass die KI aus Versehen einen Vertrag abschließt. Wichtig: Was der Agent im Kundenauftrag sagt, wird dem Kunden zugerechnet – ihr haftet dafür nur nach den engen Grenzen von § 12.</w:t>
+        <w:t xml:space="preserve">Die Agenten informieren, vereinbaren Termine und qualifizieren vor, geben aber keine Preis- oder Konditionszusagen, Bestellungen oder Vertragsschlüsse ab. Termine innerhalb der hinterlegten Zeiten sind ausdrücklich erlaubt. Was der Agent sagt, wird dem Kunden zugerechnet; für den selbsttätigen Versand des Mailagenten gibt es eine eigene Regel in Anlage A.</w:t>
       </w:r>
     </w:p>
     <w:p>
@@ -421,124 +421,124 @@
           <w:sz w:val="21"/>
           <w:szCs w:val="21"/>
         </w:rPr>
-        <w:t xml:space="preserve">Alle Preise sind netto; eine einmalige Einrichtungsgebühr gibt es nur, wenn sie im Auftragsformular steht, sonst einen monatlichen oder jährlichen Beitrag mit einem enthaltenen Freikontingent; Mehrverbrauch wird extra abgerechnet. Rechnungen gehen per E-Mail an die Rechnungsadresse des Kunden – als E-Rechnung, wo das Gesetz sie verlangt, sonst als PDF, dem der Kunde im Vertrag zustimmt. Für euch heißt das: Overage rechnet ihr nachträglich mit dem Folgemonat ab, und ihr könnt pro Agent ein Ausgaben-Limit (Spend-Cap) setzen und bei Erreichen die Leistung pausieren. Rechnungen sind in 14 Tagen fällig, und bei Zahlungsverzug bekommt ihr 9 % über Basiszins plus 40 EUR Pauschale – zahlbar per Lastschrift oder Überweisung.</w:t>
-      </w:r>
-    </w:p>
-    <w:p>
-      <w:pPr>
-        <w:pStyle w:val="Heading2"/>
-        <w:keepNext/>
-        <w:spacing w:after="80" w:before="160"/>
-      </w:pPr>
-      <w:r>
-        <w:rPr>
-          <w:rFonts w:ascii="Arial" w:cs="Arial" w:eastAsia="Arial" w:hAnsi="Arial"/>
-          <w:b/>
-          <w:bCs/>
-          <w:i w:val="false"/>
-          <w:iCs w:val="false"/>
-          <w:color w:val="0B0B0F"/>
-          <w:sz w:val="21"/>
-          <w:szCs w:val="21"/>
-        </w:rPr>
-        <w:t xml:space="preserve">§ 7 (9) Preisanpassung</w:t>
-      </w:r>
-    </w:p>
-    <w:p>
-      <w:pPr>
-        <w:spacing w:after="120" w:line="276"/>
-        <w:jc w:val="both"/>
-      </w:pPr>
-      <w:r>
-        <w:rPr>
-          <w:rFonts w:ascii="Arial" w:cs="Arial" w:eastAsia="Arial" w:hAnsi="Arial"/>
-          <w:b w:val="false"/>
-          <w:bCs w:val="false"/>
-          <w:i w:val="false"/>
-          <w:iCs w:val="false"/>
-          <w:color w:val="1A1A1A"/>
-          <w:sz w:val="21"/>
-          <w:szCs w:val="21"/>
-        </w:rPr>
-        <w:t xml:space="preserve">Ihr dürft Preise an gestiegene Kosten anpassen, müsst Kostensenkungen aber genauso weitergeben. Ankündigen müsst ihr eine Erhöhung 6 Wochen vorher in Textform, und der Kunde muss nicht extra zustimmen. Achtet darauf: Steigt der Preis um mehr als 5 %, darf der Kunde deswegen sonderkündigen – bis dahin gilt der alte Preis.</w:t>
-      </w:r>
-    </w:p>
-    <w:p>
-      <w:pPr>
-        <w:pStyle w:val="Heading2"/>
-        <w:keepNext/>
-        <w:spacing w:after="80" w:before="160"/>
-      </w:pPr>
-      <w:r>
-        <w:rPr>
-          <w:rFonts w:ascii="Arial" w:cs="Arial" w:eastAsia="Arial" w:hAnsi="Arial"/>
-          <w:b/>
-          <w:bCs/>
-          <w:i w:val="false"/>
-          <w:iCs w:val="false"/>
-          <w:color w:val="0B0B0F"/>
-          <w:sz w:val="21"/>
-          <w:szCs w:val="21"/>
-        </w:rPr>
-        <w:t xml:space="preserve">§ 7 (10) Leistungsaussetzung bei Verzug</w:t>
-      </w:r>
-    </w:p>
-    <w:p>
-      <w:pPr>
-        <w:spacing w:after="120" w:line="276"/>
-        <w:jc w:val="both"/>
-      </w:pPr>
-      <w:r>
-        <w:rPr>
-          <w:rFonts w:ascii="Arial" w:cs="Arial" w:eastAsia="Arial" w:hAnsi="Arial"/>
-          <w:b w:val="false"/>
-          <w:bCs w:val="false"/>
-          <w:i w:val="false"/>
-          <w:iCs w:val="false"/>
-          <w:color w:val="1A1A1A"/>
-          <w:sz w:val="21"/>
-          <w:szCs w:val="21"/>
-        </w:rPr>
-        <w:t xml:space="preserve">Wenn der Kunde nicht zahlt, dürft ihr den Betrieb aussetzen, aber erst nach Ankündigung und 7 Tagen Nachfrist. Wichtig: Beim Aussetzen dürft ihr keine Daten oder Konfigurationen löschen. Sobald der Kunde die Schulden begleicht, müsst ihr sofort wieder anschalten.</w:t>
-      </w:r>
-    </w:p>
-    <w:p>
-      <w:pPr>
-        <w:pStyle w:val="Heading2"/>
-        <w:keepNext/>
-        <w:spacing w:after="80" w:before="160"/>
-      </w:pPr>
-      <w:r>
-        <w:rPr>
-          <w:rFonts w:ascii="Arial" w:cs="Arial" w:eastAsia="Arial" w:hAnsi="Arial"/>
-          <w:b/>
-          <w:bCs/>
-          <w:i w:val="false"/>
-          <w:iCs w:val="false"/>
-          <w:color w:val="0B0B0F"/>
-          <w:sz w:val="21"/>
-          <w:szCs w:val="21"/>
-        </w:rPr>
-        <w:t xml:space="preserve">§ 7 (11) Aufrechnung und Zurückbehaltung</w:t>
-      </w:r>
-    </w:p>
-    <w:p>
-      <w:pPr>
-        <w:spacing w:after="120" w:line="276"/>
-        <w:jc w:val="both"/>
-      </w:pPr>
-      <w:r>
-        <w:rPr>
-          <w:rFonts w:ascii="Arial" w:cs="Arial" w:eastAsia="Arial" w:hAnsi="Arial"/>
-          <w:b w:val="false"/>
-          <w:bCs w:val="false"/>
-          <w:i w:val="false"/>
-          <w:iCs w:val="false"/>
-          <w:color w:val="1A1A1A"/>
-          <w:sz w:val="21"/>
-          <w:szCs w:val="21"/>
-        </w:rPr>
-        <w:t xml:space="preserve">Der Kunde darf gegen eure Rechnung nur mit Forderungen aufrechnen, die unbestritten oder gerichtlich festgestellt sind. Ebenso darf er Zahlungen nur wegen Ansprüchen aus demselben Vertrag zurückhalten. Das schützt euch davor, dass ein Kunde mit behaupteten Gegenforderungen einfach die Zahlung verweigert.</w:t>
+        <w:t xml:space="preserve">Alle Preise sind netto; Einrichtungsgebühr nur, wenn sie im Auftragsformular steht, sonst Monats- oder Jahresbeitrag mit Freikontingent und Mehrverbrauch. Neu ist ein einziger Fälligkeitstag: Rechnung zum Monatsanfang, zahlbar binnen 14 Tagen ab Zugang. Für Kauflizenzen und Festpreis-Apps gilt Anlage E; Rechnungen gehen an die Rechnungsadresse, die der Kunde auch in der Anwendung hinterlegen kann.</w:t>
+      </w:r>
+    </w:p>
+    <w:p>
+      <w:pPr>
+        <w:pStyle w:val="Heading2"/>
+        <w:keepNext/>
+        <w:spacing w:after="80" w:before="160"/>
+      </w:pPr>
+      <w:r>
+        <w:rPr>
+          <w:rFonts w:ascii="Arial" w:cs="Arial" w:eastAsia="Arial" w:hAnsi="Arial"/>
+          <w:b/>
+          <w:bCs/>
+          <w:i w:val="false"/>
+          <w:iCs w:val="false"/>
+          <w:color w:val="0B0B0F"/>
+          <w:sz w:val="21"/>
+          <w:szCs w:val="21"/>
+        </w:rPr>
+        <w:t xml:space="preserve">§ 7 (10) Preisanpassung</w:t>
+      </w:r>
+    </w:p>
+    <w:p>
+      <w:pPr>
+        <w:spacing w:after="120" w:line="276"/>
+        <w:jc w:val="both"/>
+      </w:pPr>
+      <w:r>
+        <w:rPr>
+          <w:rFonts w:ascii="Arial" w:cs="Arial" w:eastAsia="Arial" w:hAnsi="Arial"/>
+          <w:b w:val="false"/>
+          <w:bCs w:val="false"/>
+          <w:i w:val="false"/>
+          <w:iCs w:val="false"/>
+          <w:color w:val="1A1A1A"/>
+          <w:sz w:val="21"/>
+          <w:szCs w:val="21"/>
+        </w:rPr>
+        <w:t xml:space="preserve">Ihr dürft Preise nur noch so weit anpassen, wie sich eure Kosten nachweisbar geändert haben, und müsst Senkungen genauso weitergeben. Ankündigung sechs Wochen vorher, im Jahresmodell erst zum nächsten Vertragsjahr. Bei jeder Erhöhung darf der Kunde kündigen – die alte 5-%-Schwelle ist weg, weil sie vor Gericht kaum gehalten hätte.</w:t>
+      </w:r>
+    </w:p>
+    <w:p>
+      <w:pPr>
+        <w:pStyle w:val="Heading2"/>
+        <w:keepNext/>
+        <w:spacing w:after="80" w:before="160"/>
+      </w:pPr>
+      <w:r>
+        <w:rPr>
+          <w:rFonts w:ascii="Arial" w:cs="Arial" w:eastAsia="Arial" w:hAnsi="Arial"/>
+          <w:b/>
+          <w:bCs/>
+          <w:i w:val="false"/>
+          <w:iCs w:val="false"/>
+          <w:color w:val="0B0B0F"/>
+          <w:sz w:val="21"/>
+          <w:szCs w:val="21"/>
+        </w:rPr>
+        <w:t xml:space="preserve">§ 7 (11) Leistungsaussetzung bei Verzug</w:t>
+      </w:r>
+    </w:p>
+    <w:p>
+      <w:pPr>
+        <w:spacing w:after="120" w:line="276"/>
+        <w:jc w:val="both"/>
+      </w:pPr>
+      <w:r>
+        <w:rPr>
+          <w:rFonts w:ascii="Arial" w:cs="Arial" w:eastAsia="Arial" w:hAnsi="Arial"/>
+          <w:b w:val="false"/>
+          <w:bCs w:val="false"/>
+          <w:i w:val="false"/>
+          <w:iCs w:val="false"/>
+          <w:color w:val="1A1A1A"/>
+          <w:sz w:val="21"/>
+          <w:szCs w:val="21"/>
+        </w:rPr>
+        <w:t xml:space="preserve">Wenn der Kunde nicht zahlt, dürft ihr den Betrieb aussetzen, aber erst nach Ankündigung und 7 Tagen Nachfrist. Beim Aussetzen löscht ihr nichts. Sobald der Kunde zahlt, schaltet ihr sofort wieder an.</w:t>
+      </w:r>
+    </w:p>
+    <w:p>
+      <w:pPr>
+        <w:pStyle w:val="Heading2"/>
+        <w:keepNext/>
+        <w:spacing w:after="80" w:before="160"/>
+      </w:pPr>
+      <w:r>
+        <w:rPr>
+          <w:rFonts w:ascii="Arial" w:cs="Arial" w:eastAsia="Arial" w:hAnsi="Arial"/>
+          <w:b/>
+          <w:bCs/>
+          <w:i w:val="false"/>
+          <w:iCs w:val="false"/>
+          <w:color w:val="0B0B0F"/>
+          <w:sz w:val="21"/>
+          <w:szCs w:val="21"/>
+        </w:rPr>
+        <w:t xml:space="preserve">§ 7 (12) Aufrechnung und Zurückbehaltung</w:t>
+      </w:r>
+    </w:p>
+    <w:p>
+      <w:pPr>
+        <w:spacing w:after="120" w:line="276"/>
+        <w:jc w:val="both"/>
+      </w:pPr>
+      <w:r>
+        <w:rPr>
+          <w:rFonts w:ascii="Arial" w:cs="Arial" w:eastAsia="Arial" w:hAnsi="Arial"/>
+          <w:b w:val="false"/>
+          <w:bCs w:val="false"/>
+          <w:i w:val="false"/>
+          <w:iCs w:val="false"/>
+          <w:color w:val="1A1A1A"/>
+          <w:sz w:val="21"/>
+          <w:szCs w:val="21"/>
+        </w:rPr>
+        <w:t xml:space="preserve">Der Kunde darf nur mit unbestrittenen, rechtskräftigen oder entscheidungsreifen Forderungen aufrechnen. Neu: Wegen Mängeln derselben Leistung darf er immer aufrechnen, sonst wäre die Klausel nach dem BGH unwirksam. Zurückhalten darf er nur wegen Ansprüchen aus demselben Vertrag.</w:t>
       </w:r>
     </w:p>
     <w:p>
@@ -577,7 +577,7 @@
           <w:sz w:val="21"/>
           <w:szCs w:val="21"/>
         </w:rPr>
-        <w:t xml:space="preserve">Beim Monatsmodell kann der Kunde mit 1 Monat zum Monatsende kündigen; beim Jahresmodell gibt es 12 Monate Mindestlaufzeit, danach verlängert es sich automatisch um je 12 Monate, wenn nicht 1 Monat vorher gekündigt wird. Für euch wichtig: Der Jahresrabatt wird bei vorzeitigem Ausstieg nicht anteilig zurückgezahlt. Ihr dürft außerordentlich kündigen, wenn der Kunde mehr als 2 Monatsbeiträge schuldet oder die Agenten trotz Abmahnung rechtswidrig nutzt – jede Kündigung braucht mindestens Textform.</w:t>
+        <w:t xml:space="preserve">Monatsmodell mit einem Monat zum Monatsende, Jahresmodell mit 12 Monaten Mindestlaufzeit und automatischer Verlängerung. Der Jahresrabatt wird bei normaler Kündigung nicht erstattet; kündigt der Kunde aber, weil ihr etwas falsch gemacht habt, bekommt er den Rest anteilig zurück. Jede Kündigung braucht Textform.</w:t>
       </w:r>
     </w:p>
     <w:p>
@@ -655,7 +655,7 @@
           <w:sz w:val="21"/>
           <w:szCs w:val="21"/>
         </w:rPr>
-        <w:t xml:space="preserve">Alles, was ihr baut – Prompts, Workflows, Konfigurationen, Code, Vorlagen – bleibt euer Eigentum, auch wenn es individuell für den Kunden erstellt wurde. Der Kunde bekommt nur ein einfaches Nutzungsrecht für die Vertragsdauer, das bei Vertragsende erlischt. Wichtig: Die im Betrieb entstehenden Ergebnisdaten (Leads, Termine, Transkripte) gehören inhaltlich dem Kunden und werden ihm beim Offboarding herausgegeben.</w:t>
+        <w:t xml:space="preserve">Alles, was ihr baut, bleibt euer Eigentum; der Kunde bekommt ein Nutzungsrecht für die Vertragsdauer. Ausnahme: Bei Kauflizenz und Festpreis-App erhält der Kunde ein dauerhaftes Nutzungsrecht nach Anlage E. Die Ergebnisdaten gehören inhaltlich dem Kunden.</w:t>
       </w:r>
     </w:p>
     <w:p>
@@ -733,7 +733,7 @@
           <w:sz w:val="21"/>
           <w:szCs w:val="21"/>
         </w:rPr>
-        <w:t xml:space="preserve">Eure Haftung ist in drei Stufen begrenzt: unbeschränkt nur bei Vorsatz, grober Fahrlässigkeit oder Personenschäden, bei einfacher Fahrlässigkeit nur für zentrale Vertragspflichten und der Höhe nach gedeckelt, und ansonsten ausgeschlossen. Ganz wichtig für euch: Ihr gebt ausdrücklich keine Erfolgs-, Lead- oder Umsatzgarantie. Beim Ausfüllen müsst ihr die Beträge einsetzen (Mindesthaftung je Fall und Jahres-Obergrenze) – lasst die Felder nicht leer, sonst ist die Deckelung unklar.</w:t>
+        <w:t xml:space="preserve">Unbeschränkt haftet ihr bei Vorsatz, grober Fahrlässigkeit, Personenschäden, Garantie und Produkthaftung. Bei einfacher Fahrlässigkeit nur für zentrale Pflichten und höchstens [25.000] EUR je Schadensfall oder die höhere Auftragssumme – ein Jahresdeckel fällt weg, weil er vorhersehbare Schäden abschneiden würde. Die Zahl steht in eckigen Klammern, bis Max sie bestätigt; neu ist außerdem der Ausschluss der Haftung ohne Verschulden für anfängliche Mängel bei gehosteten Anwendungen.</w:t>
       </w:r>
     </w:p>
     <w:p>
@@ -811,46 +811,46 @@
           <w:sz w:val="21"/>
           <w:szCs w:val="21"/>
         </w:rPr>
-        <w:t xml:space="preserve">Der Kunde stimmt zu, dass Daten bei euch und bei euren Dienstleistern (Vapi, Soniox, OpenAI, Google, easybell, Resend, Hetzner) gespeichert werden, wobei so wenig wie möglich gespeichert und Unvermeidbares nach 6 Monaten gelöscht wird. Das Kundensystem bleibt dabei das führende System. Wichtig: Der Kunde muss die Endnutzer selbst nach DSGVO informieren – tut er das nicht, muss er euch von Ansprüchen Dritter freistellen (also im Ernstfall eure Kosten tragen).</w:t>
-      </w:r>
-    </w:p>
-    <w:p>
-      <w:pPr>
-        <w:pStyle w:val="Heading2"/>
-        <w:keepNext/>
-        <w:spacing w:after="80" w:before="160"/>
-      </w:pPr>
-      <w:r>
-        <w:rPr>
-          <w:rFonts w:ascii="Arial" w:cs="Arial" w:eastAsia="Arial" w:hAnsi="Arial"/>
-          <w:b/>
-          <w:bCs/>
-          <w:i w:val="false"/>
-          <w:iCs w:val="false"/>
-          <w:color w:val="0B0B0F"/>
-          <w:sz w:val="21"/>
-          <w:szCs w:val="21"/>
-        </w:rPr>
-        <w:t xml:space="preserve">§ 15 Akquise und Direktwerbung (UWG)</w:t>
-      </w:r>
-    </w:p>
-    <w:p>
-      <w:pPr>
-        <w:spacing w:after="120" w:line="276"/>
-        <w:jc w:val="both"/>
-      </w:pPr>
-      <w:r>
-        <w:rPr>
-          <w:rFonts w:ascii="Arial" w:cs="Arial" w:eastAsia="Arial" w:hAnsi="Arial"/>
-          <w:b w:val="false"/>
-          <w:bCs w:val="false"/>
-          <w:i w:val="false"/>
-          <w:iCs w:val="false"/>
-          <w:color w:val="1A1A1A"/>
-          <w:sz w:val="21"/>
-          <w:szCs w:val="21"/>
-        </w:rPr>
-        <w:t xml:space="preserve">Wenn der Kunde die Agenten für Kaltakquise nutzt, darf nur rechtlich erlaubte Ansprache stattfinden, und der Kunde sichert die Rechtsgrundlage zu. Ihr recherchiert keine Kontakte für Kunden, das ist ausdrücklich keine Leistung mehr. Die Klausel greift trotzdem weiter, sobald ein Kunde den Voice Agent für ausgehende Anrufe einsetzt. Achtet darauf: Ihr dürft erkennbar rechtswidrige Kampagnen ablehnen oder stoppen – das ist eure Notbremse gegen Ärger mit dem UWG.</w:t>
+        <w:t xml:space="preserve">Welche Dienstleister ihr einsetzt, steht nur noch an einer Stelle: Anlage B, Anhang 2. Die Speicherregel ist jetzt geteilt: Bei Agenten speichert ihr möglichst nichts und löscht spätestens nach sechs Monaten, bei Anwendungen ist die Speicherung die Leistung selbst, mit Löschregeln aus Anhang 3. Neu ist der Hinweis, dass Kunden mit Voice, Chat oder Mailagent meist eine Datenschutz-Folgenabschätzung und dann auch einen Datenschutzbeauftragten brauchen.</w:t>
+      </w:r>
+    </w:p>
+    <w:p>
+      <w:pPr>
+        <w:pStyle w:val="Heading2"/>
+        <w:keepNext/>
+        <w:spacing w:after="80" w:before="160"/>
+      </w:pPr>
+      <w:r>
+        <w:rPr>
+          <w:rFonts w:ascii="Arial" w:cs="Arial" w:eastAsia="Arial" w:hAnsi="Arial"/>
+          <w:b/>
+          <w:bCs/>
+          <w:i w:val="false"/>
+          <w:iCs w:val="false"/>
+          <w:color w:val="0B0B0F"/>
+          <w:sz w:val="21"/>
+          <w:szCs w:val="21"/>
+        </w:rPr>
+        <w:t xml:space="preserve">§ 15 Ausgehende Anrufe und Nachrichten (UWG)</w:t>
+      </w:r>
+    </w:p>
+    <w:p>
+      <w:pPr>
+        <w:spacing w:after="120" w:line="276"/>
+        <w:jc w:val="both"/>
+      </w:pPr>
+      <w:r>
+        <w:rPr>
+          <w:rFonts w:ascii="Arial" w:cs="Arial" w:eastAsia="Arial" w:hAnsi="Arial"/>
+          <w:b w:val="false"/>
+          <w:bCs w:val="false"/>
+          <w:i w:val="false"/>
+          <w:iCs w:val="false"/>
+          <w:color w:val="1A1A1A"/>
+          <w:sz w:val="21"/>
+          <w:szCs w:val="21"/>
+        </w:rPr>
+        <w:t xml:space="preserve">Ausgehende Anrufe gibt es nur, wenn sie gesondert beauftragt sind (technisch sind sie derzeit nicht verfügbar). Für Werbeanrufe durch einen KI-Agenten braucht der Kunde die ausdrückliche Einwilligung jedes Angerufenen, auch bei Firmen, und muss sie fünf Jahre nachweisen. Ohne Nachweis startet ihr keine Kampagne.</w:t>
       </w:r>
     </w:p>
     <w:p>
@@ -889,7 +889,7 @@
           <w:sz w:val="21"/>
           <w:szCs w:val="21"/>
         </w:rPr>
-        <w:t xml:space="preserve">Standardmäßig nutzt ihr synthetische Stimmen, an denen niemand Rechte hat. Will der Kunde eine echte Person klonen (Stimme oder Name), muss er euch eine dokumentierte Einwilligung dieser Person vorlegen. Wichtig: Bei Problemen durch eine vom Kunden gewünschte Stimm- oder Namensnutzung stellt der Kunde euch von allen Ansprüchen frei – bestellt euch also immer den Nachweis der Einwilligung, bevor ihr klont.</w:t>
+        <w:t xml:space="preserve">Standardmäßig nutzt ihr synthetische Stimmen, an denen niemand Rechte hat. Will der Kunde eine echte Person klonen (Stimme oder Name), muss er euch eine dokumentierte Einwilligung vorlegen. Für Ansprüche aus einer vom Kunden veranlassten Stimm- oder Namensnutzung stellt er euch frei, soweit er die Rechtsverletzung zu vertreten hat.</w:t>
       </w:r>
     </w:p>
     <w:p>
@@ -1045,7 +1045,7 @@
           <w:sz w:val="21"/>
           <w:szCs w:val="21"/>
         </w:rPr>
-        <w:t xml:space="preserve">Ihr dürft Dienstleister wie Vapi, Soniox, OpenAI, Google, easybell, Resend und Hetzner einsetzen, deren Datenschutz über die Anlage B geregelt ist. Für Ausfälle dieser Dienste haftet ihr nicht pauschal, sondern nur, wenn euch selbst ein Verschulden trifft. Achtet darauf: Laufende Kosten von Drittdiensten, die durch die vom Kunden gewählte Nutzung entstehen, trägt der Kunde.</w:t>
+        <w:t xml:space="preserve">Ihr setzt die Dienstleister aus Anlage B, Anhang 2 ein. Für sie haftet ihr wie für eigenes Verschulden – das sagt das Gesetz (§ 278 BGB), eine engere Klausel wäre unwirksam gewesen. Ausfälle öffentlicher Netze, die ihr nicht beherrscht, habt ihr nicht zu vertreten.</w:t>
       </w:r>
     </w:p>
     <w:p>
@@ -1084,7 +1084,7 @@
           <w:sz w:val="21"/>
           <w:szCs w:val="21"/>
         </w:rPr>
-        <w:t xml:space="preserve">Nach Vertragsende stellt ihr dem Kunden seine Ergebnisdaten 30 Tage lang zum Export als CSV/JSON bereit und löscht sie danach (mit Löschbestätigung auf Wunsch). Rufnummern portiert ihr auf Wunsch zurück und haltet sie bis dahin am Leben. Bei kundeneigenen Accounts läuft das Offboarding in fester Reihenfolge: erst Daten exportieren, dann euer geistiges Eigentum entfernen, dann eure Zugriffe entziehen – im Jahresmodell gibt es dabei keine anteilige Rückerstattung.</w:t>
+        <w:t xml:space="preserve">Nach Vertragsende bekommt der Kunde 30 Tage lang einen Export, auch seine Dateien und Belege im Original, und danach löscht ihr und schickt unaufgefordert eine Löschbestätigung. Rufnummern portiert ihr zurück. Bei der Kauflizenz liegen die Daten ohnehin beim Kunden; ihr gebt nur den Wartungszugang zurück.</w:t>
       </w:r>
     </w:p>
     <w:p>
@@ -1123,7 +1123,7 @@
           <w:sz w:val="21"/>
           <w:szCs w:val="21"/>
         </w:rPr>
-        <w:t xml:space="preserve">Bei höherer Gewalt (Cyberangriffe, Provider-Ausfälle, behördliche Sperren, Strom-/Netzausfälle, Naturereignisse, Pandemie, Streik, Krieg) haftet keine Partei für die Nichterfüllung. Für die Dauer des Ereignisses ruhen sowohl eure Leistungs- als auch die Zahlungspflichten. Achtet darauf: Dauert es länger als 30 Tage, darf jede Seite kündigen, und schon gezahlte Beiträge für nicht erbrachte Zeiträume müsst ihr anteilig zurückzahlen.</w:t>
+        <w:t xml:space="preserve">Bei echter höherer Gewalt haftet keine Seite; Leistung und Zahlung ruhen, nach 30 Tagen darf jede Seite kündigen. Cyberangriffe und Dienstleister-Ausfälle zählen nur dann, wenn ihr sie trotz eurer Schutzmaßnahmen und sorgfältiger Auswahl nicht verhindern konntet – ein leeres Guthaben ist nie höhere Gewalt.</w:t>
       </w:r>
     </w:p>
     <w:p>
@@ -1162,7 +1162,7 @@
           <w:sz w:val="21"/>
           <w:szCs w:val="21"/>
         </w:rPr>
-        <w:t xml:space="preserve">Ihr garantiert keine feste Verfügbarkeit, sondern schuldet nur ein fachgerechtes Bemühen um störungsfreien Betrieb. Konkrete Verfügbarkeitsziele und Wartungsfenster stehen, falls vereinbart, in der Anlage C (SLA). Das schützt euch davor, für jede kurze Störung sofort haftbar zu sein.</w:t>
+        <w:t xml:space="preserve">Neu: Für gehostete Anwendungen und eure Vermittlungsschicht sagt ihr eine feste Verfügbarkeit zu ([98] % im Monat, Anlage C Ziffer 7). Wird sie verfehlt, mindert sich der Beitrag pauschal. Für die Verarbeitung durch Drittdienste und für Kauflizenzen gibt es keine Zusage.</w:t>
       </w:r>
     </w:p>
     <w:p>
@@ -1201,7 +1201,7 @@
           <w:sz w:val="21"/>
           <w:szCs w:val="21"/>
         </w:rPr>
-        <w:t xml:space="preserve">Hier stehen die üblichen Rechts-Standardregeln: Kündigungen brauchen Textform, individuelle Absprachen gehen dem Vertrag vor, die Einkaufsbedingungen des Kunden gelten nicht, und der Kunde darf den Vertrag nur mit eurer Zustimmung übertragen. Es gilt deutsches Recht ohne UN-Kaufrecht, und Gerichtsstand ist euer Sitz, wenn der Kunde ein Unternehmen ist. Die salvatorische Klausel sorgt dafür, dass der Rest des Vertrags gültig bleibt, falls eine einzelne Regelung unwirksam sein sollte.</w:t>
+        <w:t xml:space="preserve">Textform für Kündigungen, Vorrang individueller Absprachen, keine Einkaufsbedingungen des Kunden, deutsches Recht. Gerichtsstand an eurem Sitz gibt es nur, wenn beide Seiten Kaufleute sind – solange ihr eine GbR ohne Handelsregister seid, greift das meist nicht. Ist eine Klausel unwirksam, gilt das Gesetz.</w:t>
       </w:r>
     </w:p>
     <w:p>
@@ -1240,7 +1240,7 @@
           <w:sz w:val="21"/>
           <w:szCs w:val="21"/>
         </w:rPr>
-        <w:t xml:space="preserve">Am Ende steht der Hinweis, dass dieser Vertrag ein sorgfältiger Entwurf ist und keine Rechtsberatung ersetzt – lasst ihn also vor dem echten Einsatz einmal anwaltlich prüfen. Danach folgt der Unterschriftsblock: Ort/Datum und Unterschrift für Max, für Jason und für den Kunden. Achtet darauf, dass wirklich alle drei unterschreiben und beim Kunden Name und Funktion der unterschreibenden Person eingetragen sind.</w:t>
+        <w:t xml:space="preserve">Am Ende steht ehrlich: Entwurf, von NexAI erstellt, anwaltliche Prüfung folgt. Danach unterschreiben Max, Jason und der Kunde. Vorher müssen die eckigen Klammern (Haftungssumme, Auftragssumme) entschieden sein.</w:t>
       </w:r>
     </w:p>
     <w:p>
@@ -1326,7 +1326,7 @@
           <w:sz w:val="21"/>
           <w:szCs w:val="21"/>
         </w:rPr>
-        <w:t xml:space="preserve">Hier steht, dass dieses Formular die konkret bestellten Leistungen, Preise und Bedingungen festhält und ein offizieller Teil des Rahmenvertrags ist. Für euch heißt das: Was ihr hier individuell mit dem Kunden ausmacht, hat immer Vorrang vor den allgemeinen AGB. Achtet darauf, dass ihr Widersprüche vermeidet — bei Streit gilt die Rangfolge aus dem Rahmenvertrag, und das hier Vereinbarte schlägt die AGB.</w:t>
+        <w:t xml:space="preserve">Das Formular hält fest, was der Kunde konkret bucht, und ist Teil des Vertrags. Die Selbstbezeichnung „Individualabrede“ ist raus, weil der vorgedruckte Text trotzdem AGB bleibt. Was ihr individuell eintragt, geht aber allem anderen vor.</w:t>
       </w:r>
     </w:p>
     <w:p>
@@ -1404,7 +1404,7 @@
           <w:sz w:val="21"/>
           <w:szCs w:val="21"/>
         </w:rPr>
-        <w:t xml:space="preserve">Hier bestätigt der Kunde, dass ihm der Rahmenvertrag, die AGB und alle Anlagen (A bis D) vorliegen und Vertragsbestandteil sind. Für euch ist das eure Absicherung: Der Kunde kann später nicht sagen, er habe die Regeln nicht gekannt. Tragt unbedingt Datum und Version des Rahmenvertrags ein, damit klar ist, auf welche Fassung sich alles bezieht.</w:t>
+        <w:t xml:space="preserve">Der Kunde bestätigt, dass ihm Rahmenvertrag, AGB und die Anlagen A bis D vorliegen, bei Kauflizenz oder Festpreis-App auch Anlage E. Tragt Datum und Version des Rahmenvertrags ein.</w:t>
       </w:r>
     </w:p>
     <w:p>
@@ -1443,7 +1443,7 @@
           <w:sz w:val="21"/>
           <w:szCs w:val="21"/>
         </w:rPr>
-        <w:t xml:space="preserve">Hier kreuzt ihr zusammen mit dem Kunden an, was genau gebucht wird — Betriebsleistungen (Voice-, Chat-Agent, Automatisierung, individuelle Agenten, CRM, Kalender, App) oder Projektleistungen (Einrichtung der Anwendungen). Wichtig ist der Unterschied: Der laufende Betrieb ist Dienstleistung, die Einrichtung einer Anwendung eine Werkleistung mit Abnahme. Nutzt der Kunde den Voice Agent für ausgehende Anrufe, muss er zusichern, dass die Ansprache rechtlich erlaubt ist (UWG, Datenschutz, Opt-out).</w:t>
+        <w:t xml:space="preserve">Hier wird angekreuzt, was gebucht ist. Neu: der Mailagent mit eigener Ziffer 3.3 (Postfächer, Zugänge, Aufbewahrungsfristen, Kostendeckel, selbsttätiger Versand nur mit eigenem Kreuz) und Ziffer 3.4 für Kauflizenz und Festpreis-App mit dem Enddatum der Sicherheitsupdates (Monat/Jahr). Der Voice Agent ist nur für eingehende Gespräche angekreuzt, ausgehend ist derzeit nicht lieferbar.</w:t>
       </w:r>
     </w:p>
     <w:p>
@@ -1482,7 +1482,7 @@
           <w:sz w:val="21"/>
           <w:szCs w:val="21"/>
         </w:rPr>
-        <w:t xml:space="preserve">Für jeden Agenten wird ein fester Einsatzzweck eingetragen und der Kunde bestätigt, dass es kein Hochrisiko-KI-Einsatz nach dem EU-KI-Gesetz ist. Für euch ist wichtig: Ihr seid rechtlich der Anbieter, der Kunde der Betreiber — er ist also für den zweckkonformen Einsatz und die menschliche Aufsicht verantwortlich. Lasst diese Kreuze wirklich vom Kunden bestätigen, denn damit schiebt ihr das Risiko einer falschen Nutzung sauber auf seine Seite; bei mehr als drei Agenten braucht ihr ein Beiblatt.</w:t>
+        <w:t xml:space="preserve">Für jeden Agenten und den Mailagenten wird der Einsatzzweck eingetragen, und der Kunde bestätigt: kein Hochrisiko-Einsatz. Ihr seid Anbieter, der Kunde Betreiber; ihr setzt die Kennzeichnungspflichten um, der Kunde sorgt für die KI-Kompetenz seiner Leute. Beim Mailagenten ist ausdrücklich ausgeschlossen, damit Beschäftigte zu überwachen.</w:t>
       </w:r>
     </w:p>
     <w:p>
@@ -1521,7 +1521,7 @@
           <w:sz w:val="21"/>
           <w:szCs w:val="21"/>
         </w:rPr>
-        <w:t xml:space="preserve">Hier steht, dass eine einmalige Einrichtungsgebühr nur anfällt, wenn ihr sie als einmalige Position in die Tabelle eintragt, sonst nur der monatliche oder jährliche Beitrag, und dass Projektleistungen wie die Einrichtung einer Anwendung extra einmalig kosten. In die Tabelle tragt ihr die einzelnen Posten und die Summe ein — alle Preise immer netto plus Mehrwertsteuer. Achtet darauf, den Abrechnungsturnus (z. B. monatlich im Voraus) einzutragen, und lasst euch oben die Rechnungs-E-Mail-Adresse des Kunden geben; eure USt-IdNr. DE463741277 steht auf jeder Rechnung.</w:t>
+        <w:t xml:space="preserve">Einrichtungsgebühr nur als eingetragene einmalige Position, sonst Monats- oder Jahresbeitrag; Kauflizenz und Festpreis-App stehen in Ziffer 3.4. Alle Preise netto plus Mehrwertsteuer.</w:t>
       </w:r>
     </w:p>
     <w:p>
@@ -1560,7 +1560,7 @@
           <w:sz w:val="21"/>
           <w:szCs w:val="21"/>
         </w:rPr>
-        <w:t xml:space="preserve">Im Beitrag ist pro Agent eine bestimmte Menge inklusive (z. B. Minuten pro Monat), und alles darüber wird extra pro Einheit berechnet. Für euch heißt das: Der Kunde zahlt Mehrverbrauch im Folgemonat, und ihr müsst auf Wunsch einen Einzelnachweis liefern können. Tragt Freikontingent und den Overage-Preis klar ein, damit es später keinen Streit über die Zusatzkosten gibt.</w:t>
+        <w:t xml:space="preserve">Pro Agent gibt es ein Freikontingent, darüber Mehrverbrauch zum eingetragenen Preis. Neu ist das Feld für die Schwelle, ab der ihr Mehrverbrauch zwischendurch abrechnet, und die Regel zum Modellverbrauch des Mailagenten (20 EUR inklusive, darüber plus 20 %).</w:t>
       </w:r>
     </w:p>
     <w:p>
@@ -1599,7 +1599,7 @@
           <w:sz w:val="21"/>
           <w:szCs w:val="21"/>
         </w:rPr>
-        <w:t xml:space="preserve">Pro Agent wird ein technisches Ausgabenlimit in Euro festgelegt, bei dem der Agent automatisch gedrosselt oder gestoppt wird. Das schützt vor allem euch (und den Kunden) vor plötzlich explodierenden Kosten. Wichtig: Das Limit hochzusetzen geht nur mit einer schriftlich dokumentierten Anweisung des Kunden — hebt es nie einfach so an.</w:t>
+        <w:t xml:space="preserve">Pro Agent wird ein Ausgabenlimit eingetragen; ist keins eingetragen, gilt das [Doppelte] des Monatsbeitrags. Anheben nur auf dokumentierte Weisung des Kunden.</w:t>
       </w:r>
     </w:p>
     <w:p>
@@ -1677,7 +1677,7 @@
           <w:sz w:val="21"/>
           <w:szCs w:val="21"/>
         </w:rPr>
-        <w:t xml:space="preserve">Der Kunde wählt genau ein Modell: Monatsmodell (monatlich kündbar) oder Jahresmodell (12 Monate Mindestlaufzeit mit Rabatt, keine Rückerstattung). Für euch ist das Jahresmodell attraktiver wegen der festen Bindung — dafür gebt ihr den Rabatt als Gegenleistung. Stellt sicher, dass wirklich nur ein Kästchen angekreuzt ist; das Recht zur außerordentlichen Kündigung aus wichtigem Grund bleibt für beide Seiten immer bestehen.</w:t>
+        <w:t xml:space="preserve">Monatsmodell oder Jahresmodell; beim Jahresmodell keine anteilige Erstattung bei normaler Kündigung, wohl aber, wenn der Kunde wegen eines Fehlers von euch kündigt. Genau ein Kreuz setzen.</w:t>
       </w:r>
     </w:p>
     <w:p>
@@ -1716,7 +1716,7 @@
           <w:sz w:val="21"/>
           <w:szCs w:val="21"/>
         </w:rPr>
-        <w:t xml:space="preserve">Hier bestätigt der Kunde, dass die Agenten keine rechtsverbindlichen Zusagen machen dürfen — sie geben nur Auskunft und vereinbaren Termine. Das ist eure Absicherung: Wenn ein Agent mal etwas Falsches sagt, entsteht daraus kein bindender Vertrag oder Preisversprechen. Lasst dieses Kästchen unbedingt ankreuzen, es begrenzt eure Haftung erheblich.</w:t>
+        <w:t xml:space="preserve">Der Kunde bestätigt, dass die Agenten keine Preis-, Bestell- oder Vertragszusagen machen und nur Auskunft geben und Termine innerhalb der hinterlegten Zeiten vereinbaren.</w:t>
       </w:r>
     </w:p>
     <w:p>
@@ -1755,7 +1755,7 @@
           <w:sz w:val="21"/>
           <w:szCs w:val="21"/>
         </w:rPr>
-        <w:t xml:space="preserve">Hier steht, dass Endnutzer immer darauf hingewiesen werden, dass sie mit einer KI sprechen (Pflicht nach EU-Gesetz), und dass Gesprächsaufzeichnung standardmäßig aus ist. Für euch heißt das: Die KI-Kennzeichnung ist nicht abschaltbar, da gibt es keine Ausnahme. Aufzeichnung aktiviert ihr nur auf ausdrückliche Anweisung des Kunden — und dann ist er selbst dafür verantwortlich, dass er das rechtlich darf.</w:t>
+        <w:t xml:space="preserve">Der KI-Hinweis ist Pflicht und nicht abschaltbar; beim Mailagenten gilt die eigene Regel in Anlage A. Tonaufzeichnung und dauerhafte Mitschriften sind standardmäßig aus und nur auf Weisung an.</w:t>
       </w:r>
     </w:p>
     <w:p>
@@ -1833,7 +1833,7 @@
           <w:sz w:val="21"/>
           <w:szCs w:val="21"/>
         </w:rPr>
-        <w:t xml:space="preserve">Hier trägt der Kunde einen Notfallkontakt und optional eine Rückfallnummer ein, an die weitergeleitet wird, falls der Agent nicht erreichbar ist. Das ist praktisch wichtig, damit im Störungsfall niemand ins Leere läuft. Holt euch diese Daten aktiv vom Kunden, sonst steht ihr bei einem Ausfall ohne Ansprechpartner da.</w:t>
+        <w:t xml:space="preserve">Der Kunde nennt einen Notfallkontakt und eine Rückfallnummer für gescheiterte Weiterleitungen. Ehrlich steht jetzt dabei: Fällt die Telefonie aus, gibt es keine automatische Umleitung – die muss der Kunde bei seinem Netzbetreiber einrichten.</w:t>
       </w:r>
     </w:p>
     <w:p>
@@ -1950,7 +1950,7 @@
           <w:sz w:val="21"/>
           <w:szCs w:val="21"/>
         </w:rPr>
-        <w:t xml:space="preserve">Zum Schluss bestätigen beide Seiten, dass die Angaben stimmen, und der Leistungsschein wird erst mit den Unterschriften wirksam. Unterschreiben müssen beide Gründer (Maximilian und Jason) für NexAI sowie der Kunde. Denkt daran: Ohne alle Unterschriften gilt der Auftrag nicht, und der Schlusshinweis empfiehlt zu Recht, das Dokument im Ernstfall noch anwaltlich prüfen zu lassen.</w:t>
+        <w:t xml:space="preserve">Beide Gesellschafter und der Kunde unterschreiben. Der Schlussvermerk sagt ehrlich: Entwurf, von NexAI erstellt, anwaltliche Prüfung folgt.</w:t>
       </w:r>
     </w:p>
     <w:p>
@@ -2075,7 +2075,7 @@
           <w:sz w:val="21"/>
           <w:szCs w:val="21"/>
         </w:rPr>
-        <w:t xml:space="preserve">Eure Leistungen teilen sich in zwei rechtliche Kategorien: einmalige Projektleistungen (Ersteinrichtung der Agenten und Einrichtung der Anwendungen, Werkvertrag mit Abnahme) und laufende Betriebsleistungen (Betrieb, Wartung, Hosting, Support, Dienstvertrag mit SLA). Für euch ist das wichtig, weil bei Projektleistungen ein Ergebnis abgenommen wird, beim laufenden Betrieb dagegen nur eine ordentliche Dienstleistung geschuldet ist. Merkt euch, dass Preise, Freikontingente, Overage-Kosten und der EUR-Spend-Cap pro Agent immer im Auftragsformular festgelegt werden, nicht hier.</w:t>
+        <w:t xml:space="preserve">Projektleistungen (Einrichtung, Ziffer 5 und 10) sind Werkvertrag mit Abnahme; der Betrieb richtet sich nach § 3 des Rahmenvertrags und dem SLA. Für Kauflizenzen gilt Anlage E. Die toten Verweise auf „Ziffern 7 bis 9“ sind korrigiert.</w:t>
       </w:r>
     </w:p>
     <w:p>
@@ -2114,7 +2114,7 @@
           <w:sz w:val="21"/>
           <w:szCs w:val="21"/>
         </w:rPr>
-        <w:t xml:space="preserve">Der Voice Agent nimmt Anrufe an oder ruft raus und kann FAQ beantworten, Termine buchen/verschieben, weiterleiten, Leads erfassen, Rückrufe aufnehmen und mehrsprachig sprechen. Praktisch heißt das: ihr betreibt einen KI-Telefonisten, der rund um die Uhr arbeiten kann, im Rahmen der vom Kunden gelieferten Wissensbasis. Achtet darauf, dass am Gesprächsanfang immer die Pflicht-KI-Ansage kommt und Aufzeichnung standardmäßig aus ist.</w:t>
+        <w:t xml:space="preserve">Der Voice Agent nimmt Anrufe an, beantwortet Fragen, bucht Termine, leitet weiter und erfasst Anliegen. Ausgehende Anrufe sind derzeit nicht verfügbar und nur nach gesonderter Beauftragung möglich. Zu Beginn kommt immer die KI-Ansage.</w:t>
       </w:r>
     </w:p>
     <w:p>
@@ -2173,6 +2173,162 @@
           <w:sz w:val="21"/>
           <w:szCs w:val="21"/>
         </w:rPr>
+        <w:t xml:space="preserve">5.1 NexAI CRM (Kundensystem)</w:t>
+      </w:r>
+    </w:p>
+    <w:p>
+      <w:pPr>
+        <w:spacing w:after="120" w:line="276"/>
+        <w:jc w:val="both"/>
+      </w:pPr>
+      <w:r>
+        <w:rPr>
+          <w:rFonts w:ascii="Arial" w:cs="Arial" w:eastAsia="Arial" w:hAnsi="Arial"/>
+          <w:b w:val="false"/>
+          <w:bCs w:val="false"/>
+          <w:i w:val="false"/>
+          <w:iCs w:val="false"/>
+          <w:color w:val="1A1A1A"/>
+          <w:sz w:val="21"/>
+          <w:szCs w:val="21"/>
+        </w:rPr>
+        <w:t xml:space="preserve">Das CRM wird als Kauflizenz für den eigenen Server des Kunden verkauft (Anlage E); ein Betrieb durch euch nur, wenn er gesondert vereinbart ist. Funktionen: Kontakte, Anfragen, Aufgaben, Pipelines, Berichte, Rechnungen und E-Rechnung, soweit freigeschaltet. Datenübernahme aus Altsystemen nur, wenn sie im Auftragsformular steht.</w:t>
+      </w:r>
+    </w:p>
+    <w:p>
+      <w:pPr>
+        <w:pStyle w:val="Heading2"/>
+        <w:keepNext/>
+        <w:spacing w:after="80" w:before="160"/>
+      </w:pPr>
+      <w:r>
+        <w:rPr>
+          <w:rFonts w:ascii="Arial" w:cs="Arial" w:eastAsia="Arial" w:hAnsi="Arial"/>
+          <w:b/>
+          <w:bCs/>
+          <w:i w:val="false"/>
+          <w:iCs w:val="false"/>
+          <w:color w:val="0B0B0F"/>
+          <w:sz w:val="21"/>
+          <w:szCs w:val="21"/>
+        </w:rPr>
+        <w:t xml:space="preserve">5.2 NexAI Kalender (Online-Terminbuchung)</w:t>
+      </w:r>
+    </w:p>
+    <w:p>
+      <w:pPr>
+        <w:spacing w:after="120" w:line="276"/>
+        <w:jc w:val="both"/>
+      </w:pPr>
+      <w:r>
+        <w:rPr>
+          <w:rFonts w:ascii="Arial" w:cs="Arial" w:eastAsia="Arial" w:hAnsi="Arial"/>
+          <w:b w:val="false"/>
+          <w:bCs w:val="false"/>
+          <w:i w:val="false"/>
+          <w:iCs w:val="false"/>
+          <w:color w:val="1A1A1A"/>
+          <w:sz w:val="21"/>
+          <w:szCs w:val="21"/>
+        </w:rPr>
+        <w:t xml:space="preserve">Der Kalender lässt Kundschaft selbst Termine buchen und verschickt Bestätigung und Erinnerung per E-Mail oder SMS; Doppelbuchungen sind technisch ausgeschlossen. Für euch heißt das: Der SMS-Versand kostet Geld und läuft über einen Dienstleister — tragt Freikontingent und Preis ins Auftragsformular ein. Achtet darauf: Damit die eigene Rufnummer des Kunden als Absender erscheint, muss er sie beim Versanddienst verifizieren; das ist seine Mitwirkung, nicht eure Schuld, wenn es fehlt.</w:t>
+      </w:r>
+    </w:p>
+    <w:p>
+      <w:pPr>
+        <w:pStyle w:val="Heading2"/>
+        <w:keepNext/>
+        <w:spacing w:after="80" w:before="160"/>
+      </w:pPr>
+      <w:r>
+        <w:rPr>
+          <w:rFonts w:ascii="Arial" w:cs="Arial" w:eastAsia="Arial" w:hAnsi="Arial"/>
+          <w:b/>
+          <w:bCs/>
+          <w:i w:val="false"/>
+          <w:iCs w:val="false"/>
+          <w:color w:val="0B0B0F"/>
+          <w:sz w:val="21"/>
+          <w:szCs w:val="21"/>
+        </w:rPr>
+        <w:t xml:space="preserve">5.3 NexAI App (individuelle Anwendung)</w:t>
+      </w:r>
+    </w:p>
+    <w:p>
+      <w:pPr>
+        <w:spacing w:after="120" w:line="276"/>
+        <w:jc w:val="both"/>
+      </w:pPr>
+      <w:r>
+        <w:rPr>
+          <w:rFonts w:ascii="Arial" w:cs="Arial" w:eastAsia="Arial" w:hAnsi="Arial"/>
+          <w:b w:val="false"/>
+          <w:bCs w:val="false"/>
+          <w:i w:val="false"/>
+          <w:iCs w:val="false"/>
+          <w:color w:val="1A1A1A"/>
+          <w:sz w:val="21"/>
+          <w:szCs w:val="21"/>
+        </w:rPr>
+        <w:t xml:space="preserve">Ihr baut dem Kunden eine eigene installierbare App in seiner Marke, etwa ein Kundenportal oder eine App für seine Beschäftigten, mit Push-Nachrichten und Anbindung an seine Systeme. Für euch heißt das: Umfang und Abnahmekriterien gehören je Projekt schriftlich festgelegt, sonst ist unklar, wann ihr fertig seid. Achtet darauf: Eine Veröffentlichung im App-Store von Apple oder Google schuldet ihr NICHT — die App wird direkt aus dem Browser installiert. Festpreis, Nutzungsrecht, Betrieb und Pflege regelt Anlage E Ziffer 8.</w:t>
+      </w:r>
+    </w:p>
+    <w:p>
+      <w:pPr>
+        <w:pStyle w:val="Heading2"/>
+        <w:keepNext/>
+        <w:spacing w:after="80" w:before="160"/>
+      </w:pPr>
+      <w:r>
+        <w:rPr>
+          <w:rFonts w:ascii="Arial" w:cs="Arial" w:eastAsia="Arial" w:hAnsi="Arial"/>
+          <w:b/>
+          <w:bCs/>
+          <w:i w:val="false"/>
+          <w:iCs w:val="false"/>
+          <w:color w:val="0B0B0F"/>
+          <w:sz w:val="21"/>
+          <w:szCs w:val="21"/>
+        </w:rPr>
+        <w:t xml:space="preserve">5.4 NexAI Mailagent (Postfachassistent)</w:t>
+      </w:r>
+    </w:p>
+    <w:p>
+      <w:pPr>
+        <w:spacing w:after="120" w:line="276"/>
+        <w:jc w:val="both"/>
+      </w:pPr>
+      <w:r>
+        <w:rPr>
+          <w:rFonts w:ascii="Arial" w:cs="Arial" w:eastAsia="Arial" w:hAnsi="Arial"/>
+          <w:b w:val="false"/>
+          <w:bCs w:val="false"/>
+          <w:i w:val="false"/>
+          <w:iCs w:val="false"/>
+          <w:color w:val="1A1A1A"/>
+          <w:sz w:val="21"/>
+          <w:szCs w:val="21"/>
+        </w:rPr>
+        <w:t xml:space="preserve">Der Mailagent steht jetzt im Vertrag: Er spiegelt die Postfächer, stuft ein, erkennt Fristen, Rechnungen und Betrug und schreibt Entwürfe, die ein Mensch freigibt. Selbsttätiger Versand nur, wenn er im Auftragsformular angekreuzt ist; wer dann für den Inhalt einsteht, entscheidet Max noch. Die Aufbewahrungsfristen kommen aus dem Löschcode (180/90/90 Tage, Protokoll 1.095 Tage, Zeile sechs Jahre), und der Mailagent ist ausdrücklich kein Archiv für Handelsbriefe.</w:t>
+      </w:r>
+    </w:p>
+    <w:p>
+      <w:pPr>
+        <w:pStyle w:val="Heading2"/>
+        <w:keepNext/>
+        <w:spacing w:after="80" w:before="160"/>
+      </w:pPr>
+      <w:r>
+        <w:rPr>
+          <w:rFonts w:ascii="Arial" w:cs="Arial" w:eastAsia="Arial" w:hAnsi="Arial"/>
+          <w:b/>
+          <w:bCs/>
+          <w:i w:val="false"/>
+          <w:iCs w:val="false"/>
+          <w:color w:val="0B0B0F"/>
+          <w:sz w:val="21"/>
+          <w:szCs w:val="21"/>
+        </w:rPr>
         <w:t xml:space="preserve">Automatisierungen</w:t>
       </w:r>
     </w:p>
@@ -2251,123 +2407,6 @@
           <w:sz w:val="21"/>
           <w:szCs w:val="21"/>
         </w:rPr>
-        <w:t xml:space="preserve">NexAI CRM (Kundensystem)</w:t>
-      </w:r>
-    </w:p>
-    <w:p>
-      <w:pPr>
-        <w:spacing w:after="120" w:line="276"/>
-        <w:jc w:val="both"/>
-      </w:pPr>
-      <w:r>
-        <w:rPr>
-          <w:rFonts w:ascii="Arial" w:cs="Arial" w:eastAsia="Arial" w:hAnsi="Arial"/>
-          <w:b w:val="false"/>
-          <w:bCs w:val="false"/>
-          <w:i w:val="false"/>
-          <w:iCs w:val="false"/>
-          <w:color w:val="1A1A1A"/>
-          <w:sz w:val="21"/>
-          <w:szCs w:val="21"/>
-        </w:rPr>
-        <w:t xml:space="preserve">Das CRM ist eure eigene Software: Kontakte, Firmen, Anfragen, Termine, Aufgaben, Verkaufschancen und Berichte an einem Ort, betrieben auf Servern in Deutschland. Für euch heißt das: Anrufe des Voice Agents und Anfragen von der Website laufen automatisch hinein, und jeder Kunde bekommt seinen eigenen, technisch getrennten Bereich. Achtet darauf, dass die Übernahme von Daten aus einem Altsystem nur geschuldet ist, wenn ihr sie ausdrücklich ins Auftragsformular schreibt — sonst wird daraus schnell unbezahlte Arbeit.</w:t>
-      </w:r>
-    </w:p>
-    <w:p>
-      <w:pPr>
-        <w:pStyle w:val="Heading2"/>
-        <w:keepNext/>
-        <w:spacing w:after="80" w:before="160"/>
-      </w:pPr>
-      <w:r>
-        <w:rPr>
-          <w:rFonts w:ascii="Arial" w:cs="Arial" w:eastAsia="Arial" w:hAnsi="Arial"/>
-          <w:b/>
-          <w:bCs/>
-          <w:i w:val="false"/>
-          <w:iCs w:val="false"/>
-          <w:color w:val="0B0B0F"/>
-          <w:sz w:val="21"/>
-          <w:szCs w:val="21"/>
-        </w:rPr>
-        <w:t xml:space="preserve">NexAI Kalender (Online-Terminbuchung)</w:t>
-      </w:r>
-    </w:p>
-    <w:p>
-      <w:pPr>
-        <w:spacing w:after="120" w:line="276"/>
-        <w:jc w:val="both"/>
-      </w:pPr>
-      <w:r>
-        <w:rPr>
-          <w:rFonts w:ascii="Arial" w:cs="Arial" w:eastAsia="Arial" w:hAnsi="Arial"/>
-          <w:b w:val="false"/>
-          <w:bCs w:val="false"/>
-          <w:i w:val="false"/>
-          <w:iCs w:val="false"/>
-          <w:color w:val="1A1A1A"/>
-          <w:sz w:val="21"/>
-          <w:szCs w:val="21"/>
-        </w:rPr>
-        <w:t xml:space="preserve">Der Kalender lässt Kundschaft selbst Termine buchen und verschickt Bestätigung und Erinnerung per E-Mail oder SMS; Doppelbuchungen sind technisch ausgeschlossen. Für euch heißt das: Der SMS-Versand kostet Geld und läuft über einen Dienstleister — tragt Freikontingent und Preis ins Auftragsformular ein. Achtet darauf: Damit die eigene Rufnummer des Kunden als Absender erscheint, muss er sie beim Versanddienst verifizieren; das ist seine Mitwirkung, nicht eure Schuld, wenn es fehlt.</w:t>
-      </w:r>
-    </w:p>
-    <w:p>
-      <w:pPr>
-        <w:pStyle w:val="Heading2"/>
-        <w:keepNext/>
-        <w:spacing w:after="80" w:before="160"/>
-      </w:pPr>
-      <w:r>
-        <w:rPr>
-          <w:rFonts w:ascii="Arial" w:cs="Arial" w:eastAsia="Arial" w:hAnsi="Arial"/>
-          <w:b/>
-          <w:bCs/>
-          <w:i w:val="false"/>
-          <w:iCs w:val="false"/>
-          <w:color w:val="0B0B0F"/>
-          <w:sz w:val="21"/>
-          <w:szCs w:val="21"/>
-        </w:rPr>
-        <w:t xml:space="preserve">NexAI App (individuelle Anwendung)</w:t>
-      </w:r>
-    </w:p>
-    <w:p>
-      <w:pPr>
-        <w:spacing w:after="120" w:line="276"/>
-        <w:jc w:val="both"/>
-      </w:pPr>
-      <w:r>
-        <w:rPr>
-          <w:rFonts w:ascii="Arial" w:cs="Arial" w:eastAsia="Arial" w:hAnsi="Arial"/>
-          <w:b w:val="false"/>
-          <w:bCs w:val="false"/>
-          <w:i w:val="false"/>
-          <w:iCs w:val="false"/>
-          <w:color w:val="1A1A1A"/>
-          <w:sz w:val="21"/>
-          <w:szCs w:val="21"/>
-        </w:rPr>
-        <w:t xml:space="preserve">Ihr baut dem Kunden eine eigene installierbare App in seiner Marke, etwa ein Kundenportal oder eine App für seine Beschäftigten, mit Push-Nachrichten und Anbindung an seine Systeme. Für euch heißt das: Umfang und Abnahmekriterien gehören je Projekt schriftlich festgelegt, sonst ist unklar, wann ihr fertig seid. Achtet darauf: Eine Veröffentlichung im App-Store von Apple oder Google schuldet ihr NICHT — die App wird direkt aus dem Browser installiert.</w:t>
-      </w:r>
-    </w:p>
-    <w:p>
-      <w:pPr>
-        <w:pStyle w:val="Heading2"/>
-        <w:keepNext/>
-        <w:spacing w:after="80" w:before="160"/>
-      </w:pPr>
-      <w:r>
-        <w:rPr>
-          <w:rFonts w:ascii="Arial" w:cs="Arial" w:eastAsia="Arial" w:hAnsi="Arial"/>
-          <w:b/>
-          <w:bCs/>
-          <w:i w:val="false"/>
-          <w:iCs w:val="false"/>
-          <w:color w:val="0B0B0F"/>
-          <w:sz w:val="21"/>
-          <w:szCs w:val="21"/>
-        </w:rPr>
         <w:t xml:space="preserve">Ersteinrichtung</w:t>
       </w:r>
     </w:p>
@@ -2426,7 +2465,7 @@
           <w:sz w:val="21"/>
           <w:szCs w:val="21"/>
         </w:rPr>
-        <w:t xml:space="preserve">Jeder Endnutzer muss zu Gesprächsbeginn erfahren, dass er mit einer KI spricht, das ist nach dem EU AI Act Pflicht und nicht abschaltbar. Für euch heißt das: der Voice Agent sagt am Anfang eine feste Ansage, Chat und Social zeigen den KI-Hinweis sichtbar an. Achtet darauf, dass ihr Kundenwünsche, die Ansage zu entfernen oder zu verschleiern, nicht befolgt und den Agenten notfalls stilllegen dürft.</w:t>
+        <w:t xml:space="preserve">Jeder Endnutzer erfährt zu Beginn, dass er mit einer KI spricht; nicht abschaltbar. Neu: Bis 2. Dezember 2026 müssen Ausgaben zusätzlich maschinenlesbar gekennzeichnet sein (Art. 50 Abs. 2 KI-VO) – bei E-Mails des Mailagenten erledigt, bei Chat und Sprache noch offen. Der veraltete Social-Media-Agent ist gestrichen.</w:t>
       </w:r>
     </w:p>
     <w:p>
@@ -2465,7 +2504,7 @@
           <w:sz w:val="21"/>
           <w:szCs w:val="21"/>
         </w:rPr>
-        <w:t xml:space="preserve">Gespräche werden standardmäßig NICHT aufgezeichnet oder transkribiert, das geht nur auf dokumentierte Weisung des Kunden, der dann für die Zulässigkeit sorgt. Für euch heißt das: wenn aufgezeichnet wird, kommt ein Aufzeichnungshinweis, und die Daten werden nach sechs Monaten gelöscht. Achtet darauf, dass keine Speicherung in privaten Endnutzer-Accounts erfolgt und weitere Lösch- und Exportregeln aus dem Rahmenvertrag und Anlage B (AVV) gelten.</w:t>
+        <w:t xml:space="preserve">Keine Tonaufzeichnung als Standard; das technische Gesprächsprotokoll beim Telefonie-Anbieter (bis zu [14] Tage) steht jetzt offen drin. Aufnahmen und dauerhafte Mitschriften nur auf Weisung und höchstens sechs Monate. Die übrigen Speicherregeln stehen im Rahmenvertrag und in Anhang 3 der AVV.</w:t>
       </w:r>
     </w:p>
     <w:p>
@@ -2543,7 +2582,7 @@
           <w:sz w:val="21"/>
           <w:szCs w:val="21"/>
         </w:rPr>
-        <w:t xml:space="preserve">Diese Liste sagt klar, was NICHT dabei ist: bezahlte Werbekampagnen, laufende SEO, redaktioneller Content, Grafik-/Logo-Design, fremdes Hosting, Schulungen und Lizenzbeschaffung. Für euch ist das eure wichtigste Abgrenzung gegen unbezahlte Zusatzarbeit und Erwartungen des Kunden. Achtet darauf, dass ihr solche Extras nur macht, wenn sie ausdrücklich im Auftragsformular vereinbart und bezahlt sind.</w:t>
+        <w:t xml:space="preserve">Die Liste sagt, was nicht dabei ist (Websites, SEO, Werbung, Grafik, fremdes Hosting usw.). Neu: Die Wartung der Kunden-Server bei der Kauflizenz ist ausgenommen, weil sie in Anlage E geregelt ist.</w:t>
       </w:r>
     </w:p>
     <w:p>
@@ -2582,7 +2621,7 @@
           <w:sz w:val="21"/>
           <w:szCs w:val="21"/>
         </w:rPr>
-        <w:t xml:space="preserve">Ihr schuldet den ordentlichen Betrieb der Agenten, aber keinen wirtschaftlichen Erfolg und keine bestimmte Zahl an Leads, Terminen oder Umsatz. Für euch ist das ein zentraler Haftungsschutz, weil KI wahrscheinlichkeitsbasiert arbeitet und nicht immer fehlerfrei ist. Achtet darauf, dass einzelne Fehler oder unbeantwortete Anfragen kein Mangel sind, solange die Agenten im vereinbarten Rahmen und mit den Guardrails laufen.</w:t>
+        <w:t xml:space="preserve">Ihr schuldet den ordentlichen Betrieb von Agenten und Anwendungen, aber keinen wirtschaftlichen Erfolg. Einzelne KI-Fehler sind kein Mangel, solange das System im vereinbarten Rahmen läuft.</w:t>
       </w:r>
     </w:p>
     <w:p>
@@ -2707,7 +2746,7 @@
           <w:sz w:val="21"/>
           <w:szCs w:val="21"/>
         </w:rPr>
-        <w:t xml:space="preserve">Hier wird festgelegt, dass ihr für den Kunden KI-Agenten betreibt und dabei dessen Daten nur weisungsgebunden verarbeitet – der Kunde ist "Verantwortlicher", ihr seid "Auftragsverarbeiter". Praktisch bedeutet das: bei allen normalen Agenten seid ihr nur ausführende Hand und dürft die Daten nicht für Eigenes nutzen. Wichtig: bei Datenschutzfragen schlägt dieser AVV alle anderen Verträge, und die Rollen je Leistung stehen in der Matrix in § 15.</w:t>
+        <w:t xml:space="preserve">Der Kunde ist Verantwortlicher, ihr seid Auftragsverarbeiter – jetzt auch ausdrücklich für den Mailagenten. Bei der Kauflizenz verarbeitet ihr Daten nur bei Wartungszugriffen, und nur dafür gilt der AVV.</w:t>
       </w:r>
     </w:p>
     <w:p>
@@ -2746,7 +2785,7 @@
           <w:sz w:val="21"/>
           <w:szCs w:val="21"/>
         </w:rPr>
-        <w:t xml:space="preserve">Hier steht, was ihr mit den Daten macht (erheben, speichern, weiterleiten, löschen usw.), wofür (Betrieb der Agenten, Termine, Anfragen) und wie lange (bis Vertragsende plus Löschregeln). Praktisch grenzt das euren erlaubten Handlungsrahmen ab: nur das, was für den Betrieb der bestellten Agenten nötig ist. Achtet darauf, dass der tatsächliche Einsatz immer zum Auftragsformular und zur Leistungsbeschreibung (Anlage A) passt – darüber hinaus dürft ihr nichts tun.</w:t>
+        <w:t xml:space="preserve">Hier steht, was ihr mit den Daten tut und wofür; neu ist die Beschreibung des Mailagenten (Postfächer spiegeln, einstufen, Entwürfe, Freigabeprotokoll).</w:t>
       </w:r>
     </w:p>
     <w:p>
@@ -2785,7 +2824,46 @@
           <w:sz w:val="21"/>
           <w:szCs w:val="21"/>
         </w:rPr>
-        <w:t xml:space="preserve">Hier wird aufgelistet, wessen Daten (Kundenmitarbeiter, Endnutzer/Anrufer, genannte Dritte) und welche Datenarten (Kontaktdaten, Gesprächsinhalte, Transkripte, Termine, Metadaten) verarbeitet werden. Praktisch ist das die Bestandsaufnahme, damit klar ist, worüber ihr redet – kein Freibrief für mehr. Wichtig: sensible Daten (Gesundheit, Religion usw.) sind ausdrücklich ausgeschlossen, deshalb müsst ihr die Agenten so konfigurieren, dass sie solche Daten nicht gezielt abfragen.</w:t>
+        <w:t xml:space="preserve">Neu sind die Korrespondenzpartner des Mailagenten und seine Datenarten. Sensible Daten (Art. 9) sind grundsätzlich nicht Gegenstand – außer beim Mailagenten, weil eine Krankmeldung im Posteingang nicht zu verhindern ist; Personalabteilungs-Postfächer nur nach gesonderter Vereinbarung.</w:t>
+      </w:r>
+    </w:p>
+    <w:p>
+      <w:pPr>
+        <w:pStyle w:val="Heading2"/>
+        <w:keepNext/>
+        <w:spacing w:after="80" w:before="160"/>
+      </w:pPr>
+      <w:r>
+        <w:rPr>
+          <w:rFonts w:ascii="Arial" w:cs="Arial" w:eastAsia="Arial" w:hAnsi="Arial"/>
+          <w:b/>
+          <w:bCs/>
+          <w:i w:val="false"/>
+          <w:iCs w:val="false"/>
+          <w:color w:val="0B0B0F"/>
+          <w:sz w:val="21"/>
+          <w:szCs w:val="21"/>
+        </w:rPr>
+        <w:t xml:space="preserve">§ 3a Berufsgeheimnisse</w:t>
+      </w:r>
+    </w:p>
+    <w:p>
+      <w:pPr>
+        <w:spacing w:after="120" w:line="276"/>
+        <w:jc w:val="both"/>
+      </w:pPr>
+      <w:r>
+        <w:rPr>
+          <w:rFonts w:ascii="Arial" w:cs="Arial" w:eastAsia="Arial" w:hAnsi="Arial"/>
+          <w:b w:val="false"/>
+          <w:bCs w:val="false"/>
+          <w:i w:val="false"/>
+          <w:iCs w:val="false"/>
+          <w:color w:val="1A1A1A"/>
+          <w:sz w:val="21"/>
+          <w:szCs w:val="21"/>
+        </w:rPr>
+        <w:t xml:space="preserve">Kunden mit Berufsgeheimnis (Ärzte, Anwälte, Steuerberater, Heilberufe …) bekommen Voice Agent und Mailagent nicht, den Chat Agent entscheidet Max noch. Andere Leistungen nur mit Verschwiegenheitsvereinbarung.</w:t>
       </w:r>
     </w:p>
     <w:p>
@@ -2824,7 +2902,7 @@
           <w:sz w:val="21"/>
           <w:szCs w:val="21"/>
         </w:rPr>
-        <w:t xml:space="preserve">Ihr dürft Daten nur auf dokumentierte Weisung des Kunden verarbeiten, nicht nach eigenem Gutdünken. Praktisch heißt das: mündliche Zurufe des Kunden lasst ihr euch in Textform bestätigen, und Weisungen laufen über eure Kontaktstelle (mbt@nex-a-i.com). Wichtig: haltet ihr eine Weisung für rechtswidrig, müsst ihr das melden und dürft sie bis zur Klärung aussetzen – die Rechtmäßigkeit selbst verantwortet aber der Kunde.</w:t>
+        <w:t xml:space="preserve">Ihr verarbeitet nur auf dokumentierte Weisung, auch für Drittlandübermittlungen. Neu: Einstellungen, die die Verwaltung des Kunden in der Anwendung vornimmt, gelten als Weisung – das braucht der Mailagent.</w:t>
       </w:r>
     </w:p>
     <w:p>
@@ -2941,7 +3019,7 @@
           <w:sz w:val="21"/>
           <w:szCs w:val="21"/>
         </w:rPr>
-        <w:t xml:space="preserve">Ihr nutzt die Kundendaten nur für den vereinbarten Zweck und ausdrücklich nicht zum Trainieren oder Verbessern von KI-Modellen. Praktisch müsst ihr eure Dienstleister (z. B. OpenAI, Vapi) so einstellen, dass sie die Daten nicht zum Training nutzen und möglichst wenig speichern (No-Training/Zero-Retention). Wichtig: eigene Nutzung zur Produktverbesserung ist nur mit anonymisierten Daten oder auf gesonderter Rechtsgrundlage erlaubt – das ist ein starkes Verkaufsargument, aber ihr müsst es auch technisch einhalten.</w:t>
+        <w:t xml:space="preserve">Kein Training mit Kundendaten. Statt „Zero Retention, soweit möglich“ steht jetzt ehrlich drin, was bei welchem Dienst gilt (Anhang 2 und 3).</w:t>
       </w:r>
     </w:p>
     <w:p>
@@ -2980,7 +3058,7 @@
           <w:sz w:val="21"/>
           <w:szCs w:val="21"/>
         </w:rPr>
-        <w:t xml:space="preserve">Hier steht, wo Daten liegen (teils bei euch, teils bei Subunternehmern) und dass sie möglichst gar nicht dauerhaft gespeichert werden, sonst spätestens nach 6 Monaten gelöscht werden. Praktisch heißt das: Speicherung ausschalten wo möglich, und Aufzeichnung/Transkription ist standardmäßig aus. Wichtig: Aufzeichnung dürft ihr nur auf ausdrückliche Kundenweisung und mit der Pflicht-Ansage (KI-Hinweis) aktivieren; gesetzliche Aufbewahrungspflichten sind eine erlaubte Ausnahme.</w:t>
+        <w:t xml:space="preserve">Die pauschale Sechs-Monats-Regel ist ersetzt: Agenten speichern nur kurz, Anwendungen sind das System des Kunden mit Löschregeln aus Anhang 3. Belege bewahrt ihr während der Laufzeit auf Weisung auf. Nach einer Wiederherstellung aus der Sicherung zieht ihr erledigte Löschungen von Hand nach.</w:t>
       </w:r>
     </w:p>
     <w:p>
@@ -3019,7 +3097,7 @@
           <w:sz w:val="21"/>
           <w:szCs w:val="21"/>
         </w:rPr>
-        <w:t xml:space="preserve">Der Kunde genehmigt allgemein, dass ihr Subunternehmer (Anhang 2) einsetzt. Praktisch müsst ihr geplante Wechsel oder neue Subunternehmer mindestens 14 Tage vorher in Textform ankündigen, und der Kunde darf aus wichtigem Grund widersprechen. Wichtig: ihr müsst jeden Subunternehmer vertraglich auf die gleichen Datenschutzpflichten verpflichten und haftet gegenüber dem Kunden, wenn er sich nicht daran hält.</w:t>
+        <w:t xml:space="preserve">Neue Dienstleister kündigt ihr 14 Tage vorher an; Änderungen bei den Dienstleistern selbst leitet ihr binnen drei Werktagen weiter. Der Kunde kann aus datenschutzrechtlichen Gründen widersprechen.</w:t>
       </w:r>
     </w:p>
     <w:p>
@@ -3058,7 +3136,7 @@
           <w:sz w:val="21"/>
           <w:szCs w:val="21"/>
         </w:rPr>
-        <w:t xml:space="preserve">Wenn Daten in Länder außerhalb der EU (v. a. USA) fließen, müsst ihr für rechtlich saubere Grundlagen sorgen. Praktisch stützt ihr das bevorzugt auf das EU-US Data Privacy Framework, sonst auf EU-Standardvertragsklauseln plus Zusatzmaßnahmen und eine Transfer-Prüfung (TIA). Wichtig: für Dienste ohne DPF-Zertifizierung (z. B. Vapi, Soniox, OpenAI) braucht ihr vorsorglich den SCC-Weg, und der Kunde kann Nachweise verlangen.</w:t>
+        <w:t xml:space="preserve">Für jeden Empfänger steht jetzt die richtige Grundlage drin: DPF, wo zertifiziert; SCC Modul 3 bei Vapi, weil ihr selbst übermittelt; bei OpenAI und Anthropic übermitteln deren irische Gesellschaften weiter. Die Übermittlungsbewertungen für Vapi und Anthropic müssen noch nachgezogen werden.</w:t>
       </w:r>
     </w:p>
     <w:p>
@@ -3097,7 +3175,7 @@
           <w:sz w:val="21"/>
           <w:szCs w:val="21"/>
         </w:rPr>
-        <w:t xml:space="preserve">Ihr müsst dem Kunden helfen: bei Betroffenenrechten (Auskunft, Löschung usw.), bei Datenpannen-Meldungen und bei Datenschutz-Folgenabschätzungen. Praktisch leitet ihr Anfragen betroffener Personen an den Kunden weiter, statt selbst zu antworten, und eine Datenpanne meldet ihr binnen 24 Stunden in Textform. Wichtig: die gesetzliche Grundunterstützung ist kostenlos, darüber hinausgehenden Aufwand dürft ihr nach Ankündigung abrechnen.</w:t>
+        <w:t xml:space="preserve">Datenpannen meldet ihr binnen 24 Stunden per E-Mail und Telefon. Neu: der Hinweis, dass Voice, Chat und Mailagent beim Kunden eine Folgenabschätzung und damit einen Datenschutzbeauftragten auslösen, und euer vorausgefüllter Baustein dafür.</w:t>
       </w:r>
     </w:p>
     <w:p>
@@ -3136,7 +3214,7 @@
           <w:sz w:val="21"/>
           <w:szCs w:val="21"/>
         </w:rPr>
-        <w:t xml:space="preserve">Am Vertragsende löscht ihr alle Daten oder gebt sie zurück, je nach Wahl des Kunden. Praktisch gebt ihr dem Kunden vorher 30 Tage Zeit zum Export in einem gängigen Format und bestätigt die Löschung auf Wunsch schriftlich. Wichtig: Daten mit gesetzlicher Aufbewahrungspflicht (Steuer/Handel) werden nicht gelöscht, sondern gesperrt und erst nach Fristablauf gelöscht.</w:t>
+        <w:t xml:space="preserve">30 Tage Export inklusive Dateien und Belegen, dann Löschung auch bei den Dienstleistern und unaufgefordert eine Löschbestätigung. Aufbewahrungspflichten erfüllt der Kunde mit seinem Export, nicht ihr. Beim Mailagenten löscht ihr zusätzlich alle Postfach-Zugänge.</w:t>
       </w:r>
     </w:p>
     <w:p>
@@ -3214,7 +3292,7 @@
           <w:sz w:val="21"/>
           <w:szCs w:val="21"/>
         </w:rPr>
-        <w:t xml:space="preserve">Ihr benennt einen Datenschutzbeauftragten nur, falls gesetzlich Pflicht, und führt ein Verzeichnis eurer Verarbeitungstätigkeiten. Praktisch ist eure Kontaktstelle für Datenschutz mbt@nex-a-i.com, und das Verarbeitungsverzeichnis (Art. 30) müsst ihr tatsächlich pflegen. Wichtig: das Kundenfeld für den Datenschutzkontakt sollte beim Abschluss ausgefüllt werden, damit ein Ansprechpartner feststeht.</w:t>
+        <w:t xml:space="preserve">Ihr müsst selbst einen Datenschutzbeauftragten benennen, weil ihr DSFA-pflichtige Verarbeitungen durchführt; der Name steht noch in eckigen Klammern. Kontaktstelle bleibt mbt@nex-a-i.com.</w:t>
       </w:r>
     </w:p>
     <w:p>
@@ -3253,7 +3331,7 @@
           <w:sz w:val="21"/>
           <w:szCs w:val="21"/>
         </w:rPr>
-        <w:t xml:space="preserve">Diese Tabelle legt fest, dass ihr bei allen Agenten und Anwendungen reiner Auftragsverarbeiter seid. Praktisch heißt das: sobald ihr selbst Leads recherchiert, müsst ihr die genaue Rolle im Auftragsformular festlegen und ggf. eine Extra-Vereinbarung (Art. 26) schließen. Wichtig: bei eigener Recherche tragt ihr eigene Verantwortung für saubere B2B-Ansprache, Informationspflichten und Opt-outs und dürft rechtswidrige Kampagnenwünsche ablehnen.</w:t>
+        <w:t xml:space="preserve">Die Tabelle hat jetzt Zeilen für den Mailagenten und die Kauflizenz (nur Wartungszugriffe). Beim Mailagenten greift ihr auf Inhalte nur zur Störungsbeseitigung zu und dokumentiert das.</w:t>
       </w:r>
     </w:p>
     <w:p>
@@ -3331,7 +3409,7 @@
           <w:sz w:val="21"/>
           <w:szCs w:val="21"/>
         </w:rPr>
-        <w:t xml:space="preserve">Änderungen brauchen Textform, ein unwirksamer Teil macht nicht den ganzen Vertrag ungültig, und es gilt deutsches Recht mit Gerichtsstand an eurem Sitz. Praktisch heißt das: Nebenabreden per WhatsApp gelten nicht, festhalten müsst ihr alles schriftlich. Wichtig: die Anhänge 1 (Schutzmaßnahmen) und 2 (Subunternehmer) sind fester Bestandteil des Vertrags und müssen aktuell gehalten werden.</w:t>
+        <w:t xml:space="preserve">Änderungen brauchen Textform; die Anhänge 1 bis 3 sind Teil des Vertrags.</w:t>
       </w:r>
     </w:p>
     <w:p>
@@ -3370,7 +3448,7 @@
           <w:sz w:val="21"/>
           <w:szCs w:val="21"/>
         </w:rPr>
-        <w:t xml:space="preserve">Dieser Anhang listet konkret eure Schutzmaßnahmen auf: getrennte Projekte je Kunde, MFA und minimale Berechtigungen, Verschlüsselung, Protokollierung, ausfallsichere Cloud, Datenminimierung/Löschroutinen und Vertraulichkeitsverpflichtungen. Praktisch ist das eure Checkliste, die ihr wirklich umsetzen und einhalten müsst – nicht nur ein Papier. Wichtig: gerade getrennte Workspaces/API-Keys je Kunde, aktivierte Löschroutinen und die No-Training-Einstellung müssen tatsächlich so eingerichtet sein, weil der Kunde sich darauf verlässt.</w:t>
+        <w:t xml:space="preserve">Anhang 1 ist jetzt nach Produkten gegliedert und sagt nur, was stimmt: etwa dass die CRM-Sicherung derzeit auf demselben Server liegt und beim Mailagenten nur eure eigene Instanz gesichert wird. Offene Punkte stehen in eckigen Klammern oder als „[setzt voraus: …]“.</w:t>
       </w:r>
     </w:p>
     <w:p>
@@ -3409,7 +3487,46 @@
           <w:sz w:val="21"/>
           <w:szCs w:val="21"/>
         </w:rPr>
-        <w:t xml:space="preserve">Diese Tabelle nennt eure aktuellen Subunternehmer (Vapi, Soniox, OpenAI, Google, easybell, Resend, Hetzner) mit Sitz, Leistung, Datenarten und Transfermechanismus. Praktisch müsst ihr diese Liste aktuell halten — sie ist der Stand vom September 2026. Wichtig: Änderungen an dieser Liste lösen die 14-Tage-Ankündigung aus § 9 aus, und die genannten Transferwege (DPF bzw. SCC) müssen für jeden Dienst wirklich vorliegen.</w:t>
+        <w:t xml:space="preserve">Anhang 2 ist neu: richtige Vertragspartner (Anthropic Ireland, OpenAI Ireland, AWS EMEA), Anschriften, seven in Kiel, Resend als Plus Five Five, easybell als Telekommunikation ohne Auftragsverarbeitung. Twilio, Make, Deepgram und MiniMax sind raus.</w:t>
+      </w:r>
+    </w:p>
+    <w:p>
+      <w:pPr>
+        <w:pStyle w:val="Heading2"/>
+        <w:keepNext/>
+        <w:spacing w:after="80" w:before="160"/>
+      </w:pPr>
+      <w:r>
+        <w:rPr>
+          <w:rFonts w:ascii="Arial" w:cs="Arial" w:eastAsia="Arial" w:hAnsi="Arial"/>
+          <w:b/>
+          <w:bCs/>
+          <w:i w:val="false"/>
+          <w:iCs w:val="false"/>
+          <w:color w:val="0B0B0F"/>
+          <w:sz w:val="21"/>
+          <w:szCs w:val="21"/>
+        </w:rPr>
+        <w:t xml:space="preserve">Anhang 3: Speicher- und Löschfristen</w:t>
+      </w:r>
+    </w:p>
+    <w:p>
+      <w:pPr>
+        <w:spacing w:after="120" w:line="276"/>
+        <w:jc w:val="both"/>
+      </w:pPr>
+      <w:r>
+        <w:rPr>
+          <w:rFonts w:ascii="Arial" w:cs="Arial" w:eastAsia="Arial" w:hAnsi="Arial"/>
+          <w:b w:val="false"/>
+          <w:bCs w:val="false"/>
+          <w:i w:val="false"/>
+          <w:iCs w:val="false"/>
+          <w:color w:val="1A1A1A"/>
+          <w:sz w:val="21"/>
+          <w:szCs w:val="21"/>
+        </w:rPr>
+        <w:t xml:space="preserve">Neu: eine Tabelle mit allen Fristen je System, die Werte stammen aus dem Code, der löscht. Wo noch nicht gelöscht wird (CRM-Protokoll, Tagesübersichten des Mailagenten), steht das offen drin.</w:t>
       </w:r>
     </w:p>
     <w:p>
@@ -3448,7 +3565,7 @@
           <w:sz w:val="21"/>
           <w:szCs w:val="21"/>
         </w:rPr>
-        <w:t xml:space="preserve">Zum Schluss unterschreiben beide Gesellschafter für NexAI und der Kunde, samt Ort und Datum. Praktisch wird der Vertrag erst mit allen Unterschriften verbindlich, inklusive der beiden Anhänge. Wichtig: der Schlusshinweis stellt klar, dass dies ein sorgfältiger Entwurf ist und vor echtem Einsatz einmal anwaltlich geprüft werden sollte.</w:t>
+        <w:t xml:space="preserve">Beide Gesellschafter und der Kunde unterschreiben den AVV mit seinen drei Anhängen.</w:t>
       </w:r>
     </w:p>
     <w:p>
@@ -3495,7 +3612,7 @@
           <w:sz w:val="21"/>
           <w:szCs w:val="21"/>
         </w:rPr>
-        <w:t xml:space="preserve">Dieses Dokument legt fest, wie NexAI die laufend betriebenen Agenten unterstützt: wann ihr erreichbar seid, wie schnell ihr auf Störungen reagiert, was im Preis enthalten ist und was nicht – und dass ihr bewusst keine harten Garantien gebt.</w:t>
+        <w:t xml:space="preserve">Dieses Dokument legt fest, wann ihr erreichbar seid, wie schnell ihr reagiert, welche Verfügbarkeit ihr zusagt und was bei Kauflizenzen gilt.</w:t>
       </w:r>
     </w:p>
     <w:p>
@@ -3534,7 +3651,7 @@
           <w:sz w:val="21"/>
           <w:szCs w:val="21"/>
         </w:rPr>
-        <w:t xml:space="preserve">Hier steht, dass diese Anlage C nur für den laufenden Betrieb (Hosting, Wartung, Support der Agenten) gilt und nicht für einmalige Projektarbeiten, und dass sie nur greift, solange der Kunde bezahlt und der Vertrag läuft. Praktisch heißt das: Support-Zeiten gelten nur bei einem aktiven, nicht gekündigten Vertrag ohne offene Rechnungen. Achtet darauf, dass bei Widersprüchen immer der Rahmenvertrag Vorrang hat – das SLA ist die Ergänzung, nicht das Hauptdokument.</w:t>
+        <w:t xml:space="preserve">Das SLA gilt für den laufenden Betrieb, nicht für Projekte; bei Kauflizenzen nur die neue Ziffer 12. Support ruht erst, wenn ihr den Betrieb nach Ankündigung und sieben Tagen Nachfrist ausgesetzt habt.</w:t>
       </w:r>
     </w:p>
     <w:p>
@@ -3573,7 +3690,7 @@
           <w:sz w:val="21"/>
           <w:szCs w:val="21"/>
         </w:rPr>
-        <w:t xml:space="preserve">Ihr seid Montag bis Freitag von 09:00 bis 17:00 Uhr erreichbar, außer an baden-württembergischen Feiertagen, und Anfragen nach Feierabend zählen erst am nächsten Werktag ab 09:00 als eingegangen. Das schützt euch davor, nachts oder am Wochenende reagieren zu müssen – die Uhr für Reaktionszeiten läuft nur innerhalb dieser Fenster. Wichtig: Ihr schuldet ausdrücklich keinen 24/7-Support und keine Rund-um-die-Uhr-Überwachung, das solltet ihr auch so kommunizieren.</w:t>
+        <w:t xml:space="preserve">Montag bis Freitag 9 bis 17 Uhr, kein 24/7. Neu: Seid ihr im Urlaub oder krank, kündigt ihr das an und benennt eine Vertretung – wer das ist, muss Max noch festlegen.</w:t>
       </w:r>
     </w:p>
     <w:p>
@@ -3612,7 +3729,7 @@
           <w:sz w:val="21"/>
           <w:szCs w:val="21"/>
         </w:rPr>
-        <w:t xml:space="preserve">Support läuft über E-Mail (bevorzugt), Telefon in den Servicezeiten, Videocall nach Termin, Fernwartung nach Freigabe und optional ein Ticketsystem – und ihr dürft selbst wählen, welcher Kanal passt. Ihr könnt verlangen, dass Störungen schriftlich (per E-Mail/Ticket) gemeldet werden, damit alles dokumentiert und nachvollziehbar ist. Achtet darauf, dass der Kunde euch mindestens einen fachkundigen Ansprechpartner benennt, sonst wird die Zusammenarbeit im Störungsfall zäh.</w:t>
+        <w:t xml:space="preserve">E-Mail, Telefon 0176 80714816 (Max) für P1-Fälle, Video, Fernwartung. Sicherheitslücken gehen an security@nex-a-i.com, sobald das Postfach eingerichtet ist.</w:t>
       </w:r>
     </w:p>
     <w:p>
@@ -3690,7 +3807,7 @@
           <w:sz w:val="21"/>
           <w:szCs w:val="21"/>
         </w:rPr>
-        <w:t xml:space="preserve">Die Tabelle definiert vier Stufen: P1 Kritisch (Totalausfall) mit Erstreaktion in 8 Stunden, P2 Hoch (wichtige Funktion gestört) in 1 Werktag, P3 Mittel (Teilfunktion) in 2 Werktagen und P4 Niedrig (allgemeine Anfrage) in 3 Werktagen. So wisst ihr genau, wie schnell ihr euch je nach Schweregrad melden müsst – ein toter Voice Agent ist P1, ein Tippfehler in einer Ansage nur P3. Nutzt die Beispiele als Richtschnur bei der Einstufung, damit ihr im Streitfall begründen könnt, warum ein Fall welche Priorität hatte.</w:t>
+        <w:t xml:space="preserve">P1 heißt jetzt: ein Agent oder eine gehostete Anwendung ist komplett tot – Erstreaktion in 4 Servicestunden. P2 ein Werktag, P3 zwei, P4 drei Werktage.</w:t>
       </w:r>
     </w:p>
     <w:p>
@@ -3729,7 +3846,7 @@
           <w:sz w:val="21"/>
           <w:szCs w:val="21"/>
         </w:rPr>
-        <w:t xml:space="preserve">Hier wird klargestellt, dass die Erstreaktion nur die erste echte inhaltliche Rückmeldung ist (eine Auto-Antwort zählt nicht) und dass ihr ausdrücklich keine Lösungs- oder Wiederherstellungszeit garantiert. Für euch ist das der wichtigste Schutz: Ihr schuldet nur das Bemühen, nicht das Ergebnis bis zu einem festen Zeitpunkt. Merkt euch, dass die Uhr stoppt, wenn Drittdienste (Vapi, Soniox, OpenAI usw.) oder höhere Gewalt schuld sind oder ihr auf Zuarbeit des Kunden wartet – das nimmt euch den Druck bei fremdverursachten Problemen.</w:t>
+        <w:t xml:space="preserve">Die Erstreaktion schuldet ihr; eine Lösungszeit nicht. Störungen bei Dienstleistern, die ihr nicht zu vertreten habt, verlängern nur die Behebung – leeres Guthaben oder abgelaufene Zugänge sind eure Sache.</w:t>
       </w:r>
     </w:p>
     <w:p>
@@ -3885,7 +4002,7 @@
           <w:sz w:val="21"/>
           <w:szCs w:val="21"/>
         </w:rPr>
-        <w:t xml:space="preserve">Ihr dürft geplante Wartungen durchführen und kündigt sie mindestens 48 Stunden vorher schriftlich an, während Notfall- und Sicherheitswartungen jederzeit ohne Vorwarnung erlaubt sind. Angekündigte Wartungen zählen ausdrücklich nicht als Ausfall und sind keine Pflichtverletzung. Denkt daran, die 48-Stunden-Ankündigung wirklich einzuhalten (am besten per E-Mail dokumentiert) – nur dann greift der Schutz, dass es kein Ausfall ist; die gesetzliche Haftung bei grober Fahrlässigkeit bleibt trotzdem bestehen.</w:t>
+        <w:t xml:space="preserve">Planbare Wartung mit 48 Stunden Vorlauf; kurze Aktualisierungen unter 15 Minuten außerhalb 8 bis 18 Uhr gehen ohne Ankündigung. Ob Wartung als Ausfall zählt, regelt Ziffer 7.</w:t>
       </w:r>
     </w:p>
     <w:p>
@@ -3924,7 +4041,7 @@
           <w:sz w:val="21"/>
           <w:szCs w:val="21"/>
         </w:rPr>
-        <w:t xml:space="preserve">Ihr gebt keine garantierte Verfügbarkeit, sondern nur ein unverbindliches Ziel von 99 % im Monatsmittel für eure eigene Orchestrierungsschicht, und Ausfälle von Drittdiensten, Wartungen und Kundenfehler werden dabei herausgerechnet. Das schützt euch: Wird das Ziel nicht erreicht, gibt es keine Vertragsstrafe, Gutschrift oder Minderung. Weist den Kunden aktiv darauf hin, dass KI wahrscheinlichkeitsbasiert und nie fehlerfrei ist und ihr keine Erfolgs-, Lead- oder Umsatzgarantie gebt – das ist eine bewusste Absicherung gegen überzogene Erwartungen.</w:t>
+        <w:t xml:space="preserve">Neu und wichtig: [98] % im Monat als feste Zusage für gehostete Anwendungen und eure Vermittlungsschicht. Darunter mindert sich der Beitrag um 5, 15 oder 30 %, zweimal unter 90 % erlaubt die Kündigung. Eine externe Messung gibt es noch nicht; bis dahin zählen Störungsmeldungen und eure Aufzeichnungen.</w:t>
       </w:r>
     </w:p>
     <w:p>
@@ -4002,7 +4119,7 @@
           <w:sz w:val="21"/>
           <w:szCs w:val="21"/>
         </w:rPr>
-        <w:t xml:space="preserve">Der Kunde ist selbst für die Sicherung seiner Daten verantwortlich, und das führende System für Geschäftsdaten ist immer sein eigenes System, nicht eures. Ihr schuldet keine darüber hinausgehende Datensicherung; wo Speicherung technisch abschaltbar ist, speichert ihr nicht, sonst gelten die üblichen Fristen (rund sechs Monate Aufbewahrung, 30 Tage Export vor Löschung). Erinnert den Kunden vor riskanten Eingriffen daran, selbst ein aktuelles Backup zu haben – so seid ihr abgesichert, falls dabei Daten verloren gehen.</w:t>
+        <w:t xml:space="preserve">Hier steht nur, was heute stimmt: Kalender und Mailagent (eure Instanz) werden auf einen zweiten Server gesichert, das CRM nur auf demselben Server – gegen dessen Totalverlust schützt das nicht. Die geplante bessere Fassung steht in Klammern daneben.</w:t>
       </w:r>
     </w:p>
     <w:p>
@@ -4041,7 +4158,7 @@
           <w:sz w:val="21"/>
           <w:szCs w:val="21"/>
         </w:rPr>
-        <w:t xml:space="preserve">Der Betrieb hängt von Drittdiensten ab, auf die ihr keinen Einfluss habt und für die ihr keine Gewähr übernehmt, und der Kunde muss bei der Fehlersuche aktiv mitwirken. Konkret braucht ihr vom Kunden eine gute Fehlerbeschreibung, schnelle Antworten, einen Ansprechpartner und nötige Zugänge. Merkt euch: Verzögert der Kunde diese Mitwirkung, stoppt die Reaktionszeit-Uhr und der Mehraufwand geht nicht zu euren Lasten – dokumentiert solche Verzögerungen, falls es später Diskussionen gibt.</w:t>
+        <w:t xml:space="preserve">Für eure Dienstleister haftet ihr nach § 20 des Rahmenvertrags. Der Kunde muss bei Störungen mitwirken; wartet ihr auf ihn, ruht die Uhr.</w:t>
       </w:r>
     </w:p>
     <w:p>
@@ -4080,7 +4197,46 @@
           <w:sz w:val="21"/>
           <w:szCs w:val="21"/>
         </w:rPr>
-        <w:t xml:space="preserve">Ihr dürft dieses SLA für die Zukunft anpassen, wenn es sachliche Gründe gibt (Technik, Drittdienste, Recht) und der Kunde nicht unangemessen benachteiligt wird, müsst Änderungen aber mindestens sechs Wochen vorher schriftlich ankündigen. Der Kunde bekommt bei nicht nur unerheblichen Änderungen ein Sonderkündigungsrecht, und Schweigen gilt nicht automatisch als Zustimmung. Achtet darauf, in jeder Änderungsankündigung ausdrücklich auf dieses Kündigungsrecht hinzuweisen – sonst ist die Änderung angreifbar.</w:t>
+        <w:t xml:space="preserve">Das SLA ändert ihr nur noch mit Zustimmung des Kunden, außer die Änderung ist nur zu seinen Gunsten.</w:t>
+      </w:r>
+    </w:p>
+    <w:p>
+      <w:pPr>
+        <w:pStyle w:val="Heading2"/>
+        <w:keepNext/>
+        <w:spacing w:after="80" w:before="160"/>
+      </w:pPr>
+      <w:r>
+        <w:rPr>
+          <w:rFonts w:ascii="Arial" w:cs="Arial" w:eastAsia="Arial" w:hAnsi="Arial"/>
+          <w:b/>
+          <w:bCs/>
+          <w:i w:val="false"/>
+          <w:iCs w:val="false"/>
+          <w:color w:val="0B0B0F"/>
+          <w:sz w:val="21"/>
+          <w:szCs w:val="21"/>
+        </w:rPr>
+        <w:t xml:space="preserve">Pflege bei Kauflizenz (Betrieb beim Kunden)</w:t>
+      </w:r>
+    </w:p>
+    <w:p>
+      <w:pPr>
+        <w:spacing w:after="120" w:line="276"/>
+        <w:jc w:val="both"/>
+      </w:pPr>
+      <w:r>
+        <w:rPr>
+          <w:rFonts w:ascii="Arial" w:cs="Arial" w:eastAsia="Arial" w:hAnsi="Arial"/>
+          <w:b w:val="false"/>
+          <w:bCs w:val="false"/>
+          <w:i w:val="false"/>
+          <w:iCs w:val="false"/>
+          <w:color w:val="1A1A1A"/>
+          <w:sz w:val="21"/>
+          <w:szCs w:val="21"/>
+        </w:rPr>
+        <w:t xml:space="preserve">Neu: Mit Pflege gelten für die Kauflizenz dieselben Reaktionszeiten, ohne Pflege gibt es Support nur nach Aufwand. Eine Verfügbarkeit sagt ihr nicht zu, weil der Server beim Kunden steht. Sicherheitsupdates gibt es immer kostenlos – sobald der Update-Weg für Kundeninstallationen gebaut ist.</w:t>
       </w:r>
     </w:p>
     <w:p>
@@ -4361,7 +4517,7 @@
           <w:sz w:val="21"/>
           <w:szCs w:val="21"/>
         </w:rPr>
-        <w:t xml:space="preserve">Das ist eine Ankreuzliste aller moeglichen Leistungen (Voice Agent, Chatbot, CRM, Kalender, App, Automatisierungen usw.), von denen ihr das Gelieferte markiert. So ist schwarz auf weiss festgehalten, was genau zur Abnahme vorgelegt wird. Achtet darauf, wirklich nur das anzukreuzen, was ihr auch geliefert habt, und Besonderes unter 'Sonstige' klar zu beschreiben, damit es spaeter keinen Streit gibt.</w:t>
+        <w:t xml:space="preserve">Ankreuzliste der gelieferten Leistungen; neu sind der Mailagent und die CRM-Installation beim Kunden. Nur ankreuzen, was wirklich geliefert ist.</w:t>
       </w:r>
     </w:p>
     <w:p>
@@ -4478,7 +4634,7 @@
           <w:sz w:val="21"/>
           <w:szCs w:val="21"/>
         </w:rPr>
-        <w:t xml:space="preserve">Hier wird festgehalten, ob bei der Abnahme Maengel bestehen, und diese muessen konkret beschrieben werden. Wichtig fuer euch: wenn der Kunde einen ihm bekannten Mangel hier nicht ausdruecklich vorbehaelt, verliert er dafuer teilweise seine Nachbesserungs- und Minderungsrechte. Das ist also ein Schutz fuer euch, aber achtet darauf, dass wirklich alle bekannten Punkte notiert werden, damit spaeter niemand behauptet, etwas sei verschwiegen worden.</w:t>
+        <w:t xml:space="preserve">Bekannte Mängel müssen bei der Abnahme vorbehalten werden, sonst verliert der Kunde für sie Nacherfüllung, Rücktritt und Minderung – Schadensersatz bleibt. Der Satz war vorher verdreht und ist jetzt klar.</w:t>
       </w:r>
     </w:p>
     <w:p>
@@ -4517,7 +4673,7 @@
           <w:sz w:val="21"/>
           <w:szCs w:val="21"/>
         </w:rPr>
-        <w:t xml:space="preserve">Mit der Unterschrift bestaetigt der Kunde, dass die Leistung im Wesentlichen vertragsgemaess ist und abgenommen wird, und es wird geregelt, dass kleine Maengel die Abnahme nicht verhindern und dass eine nicht rechtzeitige Reaktion des Kunden auf eure Fertigmeldung als Abnahme gilt. Fuer euch besonders wichtig: ab der Abnahme laeuft die auf ein Jahr verkuerzte Gewaehrleistungsfrist, die Gefahr geht auf den Kunden ueber und eure Bezahlung wird faellig. Achtet darauf, in der Fertigstellungsanzeige den Hinweis auf die Abnahmefiktion mitzuschicken, sonst greift diese Regel nicht.</w:t>
+        <w:t xml:space="preserve">Kleine Mängel verhindern die Abnahme nicht. Rügt der Kunde nach eurer Fertigmeldung zehn Werktage keinen Mangel, gilt das Projekt als abgenommen. Die Verjährung beträgt ein Jahr ab gesetzlichem Beginn.</w:t>
       </w:r>
     </w:p>
     <w:p>
@@ -4556,7 +4712,7 @@
           <w:sz w:val="21"/>
           <w:szCs w:val="21"/>
         </w:rPr>
-        <w:t xml:space="preserve">Am Ende unterschreiben beide Gesellschafter fuer NexAI und der Kunde, jeweils mit Ort und Datum. Damit wird das Protokoll rechtlich wirksam und die Abnahme ist verbindlich dokumentiert. Beachtet den Schlusshinweis: das ist ein sorgfaeltiger Entwurf, aber keine Rechtsberatung, also lasst ihn im Zweifel vor dem echten Einsatz einmal anwaltlich pruefen.</w:t>
+        <w:t xml:space="preserve">Beide Gesellschafter und der Kunde unterschreiben. Schlussvermerk: Entwurf, von NexAI erstellt, anwaltliche Prüfung folgt.</w:t>
       </w:r>
     </w:p>
     <w:p>
@@ -5001,7 +5157,7 @@
           <w:sz w:val="21"/>
           <w:szCs w:val="21"/>
         </w:rPr>
-        <w:t xml:space="preserve">Hier steht, dass diese AGB nur für Firmenkunden gelten (nicht für Privatleute) und in welcher Reihenfolge eure Dokumente zählen: Auftragsformular vor Rahmenvertrag vor AGB. Praktisch heißt das: was ihr individuell mit einem Kunden vereinbart, schlägt immer diese AGB, und ihr müsst die AGB nicht bei jedem neuen Auftrag neu vorlegen. Achtet darauf, dass Gegen-AGB des Kunden (z. B. dessen Einkaufsbedingungen) nur gelten, wenn ihr ausdrücklich schriftlich zustimmt — bloßes Weiterarbeiten zählt nicht als Zustimmung.</w:t>
+        <w:t xml:space="preserve">Die AGB gelten nur für Unternehmer. Für die Rangfolge verweisen sie jetzt auf den Rahmenvertrag, damit es keine zwei Rangfolgen mehr gibt. Fremde Einkaufsbedingungen gelten nicht.</w:t>
       </w:r>
     </w:p>
     <w:p>
@@ -5040,7 +5196,7 @@
           <w:sz w:val="21"/>
           <w:szCs w:val="21"/>
         </w:rPr>
-        <w:t xml:space="preserve">Hier wird beschrieben, was ihr liefert: Voice- und Chat-Agenten, Automatisierungen, individuelle Agenten sowie CRM, Kalender und App — einmalige Einrichtung (Werkvertrag) und laufender Betrieb (Dienstvertrag). Für euch wichtig: die Agenten dürfen keine rechtsverbindlichen Zusagen im Namen des Kunden machen (keine Preise, Bestellungen, Verträge), und der Pflicht-KI-Hinweis an Endnutzer ist fest eingebaut und nicht abschaltbar. Der genaue Umfang steht immer in Auftragsformular und Anlage A, damit klar ist, was geschuldet ist und was nicht.</w:t>
+        <w:t xml:space="preserve">Agenten und Anwendungen (jetzt mit Mailagent und Kauflizenz). Leistungsänderungen nur, wenn sie für den Kunden zumutbar sind; fällt eine Funktion weg, sechs Wochen Ankündigung und Kündigungsrecht.</w:t>
       </w:r>
     </w:p>
     <w:p>
@@ -5079,7 +5235,7 @@
           <w:sz w:val="21"/>
           <w:szCs w:val="21"/>
         </w:rPr>
-        <w:t xml:space="preserve">Eure Angebote sind unverbindlich, solange ihr sie nicht ausdrücklich als verbindlich markiert, und ein Vertrag entsteht erst, wenn der Kunde das Auftragsformular in Textform annimmt und ihr bestätigt oder anfangt zu arbeiten. Das schützt euch davor, dass ein Kunde ein altes Angebot Monate später einfach annimmt. Denkt daran: Änderungen am Vertrag brauchen immer Textform (z. B. E-Mail), mündliche Zusagen zählen nicht.</w:t>
+        <w:t xml:space="preserve">Angebote sind unverbindlich, der Vertrag entsteht mit dem Auftragsformular. Neu: Vertriebspartner dürfen keine Zusagen machen, die vom Vertrag abweichen – das schützt besser als die alte Schriftformklausel.</w:t>
       </w:r>
     </w:p>
     <w:p>
@@ -5118,7 +5274,7 @@
           <w:sz w:val="21"/>
           <w:szCs w:val="21"/>
         </w:rPr>
-        <w:t xml:space="preserve">Eine Einrichtungsgebühr gibt es nur, wenn sie im Auftragsformular vereinbart ist, ansonsten einen monatlichen oder jährlichen Beitrag mit einem enthaltenen Freikontingent; Mehrverbrauch wird extra mit dem Folgemonat abgerechnet. Rechnungen sind netto plus Umsatzsteuer und innerhalb von 14 Tagen fällig; bei Zahlungsverzug dürft ihr Verzugszinsen und 40 EUR Pauschale verlangen und nach Vorwarnung sogar den Betrieb pausieren. Praktisch könnt ihr pro Agent ein Ausgaben-Limit (Spend-Cap) einrichten, damit euch der Mehrverbrauch nicht aus dem Ruder läuft — der Kunde kann außerdem nur mit unstrittigen Forderungen aufrechnen.</w:t>
+        <w:t xml:space="preserve">Wie im Rahmenvertrag: 14 Tage Zahlungsziel, Verzugszinsen, Aussetzung erst nach sieben Tagen Nachfrist, Aufrechnung wegen Mängeln immer möglich.</w:t>
       </w:r>
     </w:p>
     <w:p>
@@ -5157,7 +5313,7 @@
           <w:sz w:val="21"/>
           <w:szCs w:val="21"/>
         </w:rPr>
-        <w:t xml:space="preserve">Ihr dürft Preise und AGB ändern, müsst das aber 6 Wochen vorher in Textform ankündigen und den Kunden auf sein Kündigungsrecht hinweisen. Wichtig: Schweigen gilt nicht als Zustimmung — die Änderung wird nur wirksam, wenn der Kunde ausdrücklich zustimmt oder danach die Leistung vorbehaltlos weiter nutzt. Wenn der Kunde widerspricht, darf jede Seite zum Änderungstermin kündigen; bis dahin gelten die alten Preise weiter.</w:t>
+        <w:t xml:space="preserve">Preise ändern sich nur nach § 7 des Rahmenvertrags (kostenbasiert). Andere AGB-Änderungen brauchen die Zustimmung des Kunden; bloßes Weiternutzen reicht nicht mehr.</w:t>
       </w:r>
     </w:p>
     <w:p>
@@ -5235,7 +5391,7 @@
           <w:sz w:val="21"/>
           <w:szCs w:val="21"/>
         </w:rPr>
-        <w:t xml:space="preserve">Alle eure Systeme, Prompts, Skripte, Workflows und die Infrastruktur bleiben euer Eigentum; der Kunde bekommt nur ein befristetes Nutzungsrecht für die Vertragslaufzeit. Nach Vertragsende erlischt dieses Recht wieder, und der Kunde kann eure Accounts und Technik nicht herausverlangen — seine eigenen Inhalte und Geschäftsdaten bleiben natürlich seine. Achtet darauf: euer Know-how bleibt bei euch, aber wenn ein Kunde eigene Accounts nutzen will, ist das ausdrücklich möglich.</w:t>
+        <w:t xml:space="preserve">Euer Know-how bleibt bei euch; Nutzungsrecht für die Vertragsdauer, außer bei Kauflizenz und Festpreis-App (Anlage E).</w:t>
       </w:r>
     </w:p>
     <w:p>
@@ -5274,7 +5430,7 @@
           <w:sz w:val="21"/>
           <w:szCs w:val="21"/>
         </w:rPr>
-        <w:t xml:space="preserve">Ihr dürft Drittdienste wie Vapi, Soniox, OpenAI, Google, easybell und Resend einsetzen, und der Kunde ist damit einverstanden. Für Ausfälle, Preis- oder Leistungsänderungen dieser Dienste, die ihr nicht verschuldet habt, haftet ihr nicht — das ist wichtig, weil ihr auf diese Anbieter kaum Einfluss habt. Achtet darauf, laufende Drittkosten, die der Kunde tragen soll, im Auftragsformular sauber als durchlaufende Posten auszuweisen.</w:t>
+        <w:t xml:space="preserve">Dienstleister stehen in Anlage B, Anhang 2. Für sie haftet ihr wie für eigenes Verschulden.</w:t>
       </w:r>
     </w:p>
     <w:p>
@@ -5313,7 +5469,7 @@
           <w:sz w:val="21"/>
           <w:szCs w:val="21"/>
         </w:rPr>
-        <w:t xml:space="preserve">Hier steht klar, dass KI-Agenten fehlerhafte oder unerwartete Antworten geben können und ihr keinen bestimmten Erfolg schuldet — keine Garantie für Leads, Termine oder Umsätze. Der Kunde bleibt selbst verantwortlich dafür, wie er die Ergebnisse nutzt, und muss geschäftskritische Fälle prüfen. Wichtig für euch: Aufzeichnung/Transkription ist standardmäßig aus und wird nur auf dokumentierte Weisung aktiviert — das schützt euch datenschutzrechtlich.</w:t>
+        <w:t xml:space="preserve">KI ist nicht fehlerfrei, kein Erfolg geschuldet, kritische Ergebnisse prüft der Kunde – das gilt jetzt auch für den Mailagenten. Tonaufzeichnung und dauerhafte Mitschriften nur auf Weisung.</w:t>
       </w:r>
     </w:p>
     <w:p>
@@ -5352,7 +5508,7 @@
           <w:sz w:val="21"/>
           <w:szCs w:val="21"/>
         </w:rPr>
-        <w:t xml:space="preserve">Ihr schuldet den Betrieb nur als sorgfältiges Bemühen, eine feste Verfügbarkeit nur dann, wenn sie im SLA (Anlage C) ausdrücklich vereinbart ist. Geplante Wartung, Updates und Störungen bei Drittanbietern oder höherer Gewalt gelten nicht als Mangel. Das heißt: ohne extra vereinbartes SLA könnt ihr nicht auf eine bestimmte Uptime festgenagelt werden — versprecht Zahlen wie 99,9 % also nur, wenn ihr sie halten könnt.</w:t>
+        <w:t xml:space="preserve">Verfügbarkeit nach dem SLA; Wartung und Störungen bei Dienstleistern, die ihr nicht zu vertreten habt, sind kein Mangel.</w:t>
       </w:r>
     </w:p>
     <w:p>
@@ -5391,7 +5547,7 @@
           <w:sz w:val="21"/>
           <w:szCs w:val="21"/>
         </w:rPr>
-        <w:t xml:space="preserve">Die Haftung ist gestuft: unbegrenzt nur bei Vorsatz, grober Fahrlässigkeit, Personenschäden oder Garantien — bei leichter Fahrlässigkeit nur für wesentliche Pflichten und begrenzt auf einen einzutragenden Höchstbetrag pro Schadensfall. Sonstige leichte Fahrlässigkeit ist ganz ausgeschlossen. Wichtig: In § 11 Abs. 2 steht noch eine Lücke ('____ EUR') — diesen Haftungshöchstbetrag müsst ihr unbedingt konkret einsetzen, sonst greift die Deckelung im Streitfall womöglich nicht.</w:t>
+        <w:t xml:space="preserve">Gleich wie im Rahmenvertrag: [25.000] EUR je Schadensfall oder die höhere Auftragssumme, kein Jahresdeckel, keine Haftung ohne Verschulden für anfängliche Mängel.</w:t>
       </w:r>
     </w:p>
     <w:p>
@@ -5430,7 +5586,7 @@
           <w:sz w:val="21"/>
           <w:szCs w:val="21"/>
         </w:rPr>
-        <w:t xml:space="preserve">Ihr haltet euch an die DSGVO, und wo ihr Daten im Auftrag verarbeitet, gilt zusätzlich der AVV (Anlage B). Wo technisch möglich werden Gesprächsdaten nicht gespeichert; ist Speicherung unvermeidbar, wird nach 6 Monaten gelöscht, und nach Vertragsende gebt ihr die Daten binnen 30 Tagen zum Export frei und löscht sie dann. Nutzt ein Kunde den Voice Agent für ausgehende Ansprache, muss er die Regeln zulässiger Werbung einhalten — und ihr dürft erkennbar rechtswidrige Kampagnen ablehnen, was euch schützt.</w:t>
+        <w:t xml:space="preserve">Verweist auf AVV und Rahmenvertrag; die pauschalen sechs Monate sind raus. Nach Vertragsende 30 Tage Export, dann Löschung mit unaufgeforderter Bestätigung.</w:t>
       </w:r>
     </w:p>
     <w:p>
@@ -5508,7 +5664,7 @@
           <w:sz w:val="21"/>
           <w:szCs w:val="21"/>
         </w:rPr>
-        <w:t xml:space="preserve">Bei Ereignissen wie Naturkatastrophen, Pandemien, Krieg, Streik oder großen Infrastruktur-Ausfällen seid ihr für deren Dauer von der Leistungspflicht befreit. Auch schwere, unverschuldete Störungen bei Subunternehmern zählen dazu. Praktisch heißt das: für Dinge, die außerhalb eurer Kontrolle liegen, könnt ihr nicht haftbar gemacht werden — ihr müsst den Kunden aber unverzüglich informieren.</w:t>
+        <w:t xml:space="preserve">Es gilt § 22 des Rahmenvertrags; damit gibt es keine zwei verschiedenen Regeln mehr.</w:t>
       </w:r>
     </w:p>
     <w:p>
@@ -5625,7 +5781,7 @@
           <w:sz w:val="21"/>
           <w:szCs w:val="21"/>
         </w:rPr>
-        <w:t xml:space="preserve">Es gilt deutsches Recht, Gerichtsstand ist euer Sitz, und der Kunde darf den Vertrag nur mit eurer Zustimmung an Dritte abtreten. Sollte eine Klausel unwirksam sein, bleibt der Rest gültig und die gesetzliche Regelung tritt an ihre Stelle. Für euch praktisch: Streitigkeiten landen vor eurem Heimatgericht, nicht irgendwo beim Kunden.</w:t>
+        <w:t xml:space="preserve">Deutsches Recht; Gerichtsstand an eurem Sitz nur, wenn beide Seiten Kaufleute sind. Unwirksame Klauseln ersetzt das Gesetz.</w:t>
       </w:r>
     </w:p>
     <w:p>
@@ -5664,7 +5820,249 @@
           <w:sz w:val="21"/>
           <w:szCs w:val="21"/>
         </w:rPr>
-        <w:t xml:space="preserve">Am Ende steht der Hinweis, dass dies ein sorgfältiger Entwurf ist, der vor echter Verwendung anwaltlich geprüft werden sollte, gefolgt von den Unterschriftsfeldern für beide Gesellschafter (Maximilian Trenk, Jason Brian Merklein) und den Kunden. Das ist reiner Ausfüll-Teil ohne inhaltliche Regelung. Nehmt den Prüfhinweis ernst und lasst besonders die offene Haftungssumme in § 11 vor dem ersten echten Einsatz anwaltlich absegnen.</w:t>
+        <w:t xml:space="preserve">Schlussvermerk: Entwurf, von NexAI erstellt, anwaltliche Prüfung folgt. Vor dem ersten Einsatz muss Max die Haftungssumme bestätigen.</w:t>
+      </w:r>
+    </w:p>
+    <w:p>
+      <w:pPr>
+        <w:pageBreakBefore/>
+      </w:pPr>
+      <w:r>
+        <w:t xml:space="preserve"/>
+      </w:r>
+    </w:p>
+    <w:p>
+      <w:pPr>
+        <w:pStyle w:val="Heading1"/>
+        <w:keepNext/>
+        <w:spacing w:after="100" w:before="260"/>
+      </w:pPr>
+      <w:r>
+        <w:rPr>
+          <w:rFonts w:ascii="Arial" w:cs="Arial" w:eastAsia="Arial" w:hAnsi="Arial"/>
+          <w:b/>
+          <w:bCs/>
+          <w:i w:val="false"/>
+          <w:iCs w:val="false"/>
+          <w:color w:val="0B0B0F"/>
+          <w:sz w:val="24"/>
+          <w:szCs w:val="24"/>
+        </w:rPr>
+        <w:t xml:space="preserve">10 · Anlage E – Kauflizenz und Projektanwendungen</w:t>
+      </w:r>
+    </w:p>
+    <w:p>
+      <w:pPr>
+        <w:spacing w:after="120" w:line="276"/>
+        <w:jc w:val="both"/>
+      </w:pPr>
+      <w:r>
+        <w:rPr>
+          <w:rFonts w:ascii="Arial" w:cs="Arial" w:eastAsia="Arial" w:hAnsi="Arial"/>
+          <w:b w:val="false"/>
+          <w:bCs w:val="false"/>
+          <w:i w:val="false"/>
+          <w:iCs w:val="false"/>
+          <w:color w:val="1A1A1A"/>
+          <w:sz w:val="21"/>
+          <w:szCs w:val="21"/>
+        </w:rPr>
+        <w:t xml:space="preserve">Neu: die Regeln für alles, was der Kunde einmal kauft – die CRM-Kauflizenz für seinen eigenen Server und die App zum Festpreis.</w:t>
+      </w:r>
+    </w:p>
+    <w:p>
+      <w:pPr>
+        <w:pStyle w:val="Heading2"/>
+        <w:keepNext/>
+        <w:spacing w:after="80" w:before="160"/>
+      </w:pPr>
+      <w:r>
+        <w:rPr>
+          <w:rFonts w:ascii="Arial" w:cs="Arial" w:eastAsia="Arial" w:hAnsi="Arial"/>
+          <w:b/>
+          <w:bCs/>
+          <w:i w:val="false"/>
+          <w:iCs w:val="false"/>
+          <w:color w:val="0B0B0F"/>
+          <w:sz w:val="21"/>
+          <w:szCs w:val="21"/>
+        </w:rPr>
+        <w:t xml:space="preserve">Nutzungsrecht</w:t>
+      </w:r>
+    </w:p>
+    <w:p>
+      <w:pPr>
+        <w:spacing w:after="120" w:line="276"/>
+        <w:jc w:val="both"/>
+      </w:pPr>
+      <w:r>
+        <w:rPr>
+          <w:rFonts w:ascii="Arial" w:cs="Arial" w:eastAsia="Arial" w:hAnsi="Arial"/>
+          <w:b w:val="false"/>
+          <w:bCs w:val="false"/>
+          <w:i w:val="false"/>
+          <w:iCs w:val="false"/>
+          <w:color w:val="1A1A1A"/>
+          <w:sz w:val="21"/>
+          <w:szCs w:val="21"/>
+        </w:rPr>
+        <w:t xml:space="preserve">Wer die Lizenz bezahlt hat, darf das CRM dauerhaft nutzen, auch jede neuere Version. Ob ihr Quelltext oder fertige Abbilder liefert und ob der Kunde die Lizenz weitergeben darf, entscheidet Max noch.</w:t>
+      </w:r>
+    </w:p>
+    <w:p>
+      <w:pPr>
+        <w:pStyle w:val="Heading2"/>
+        <w:keepNext/>
+        <w:spacing w:after="80" w:before="160"/>
+      </w:pPr>
+      <w:r>
+        <w:rPr>
+          <w:rFonts w:ascii="Arial" w:cs="Arial" w:eastAsia="Arial" w:hAnsi="Arial"/>
+          <w:b/>
+          <w:bCs/>
+          <w:i w:val="false"/>
+          <w:iCs w:val="false"/>
+          <w:color w:val="0B0B0F"/>
+          <w:sz w:val="21"/>
+          <w:szCs w:val="21"/>
+        </w:rPr>
+        <w:t xml:space="preserve">Aktualisierungen und Unterstützungszeitraum</w:t>
+      </w:r>
+    </w:p>
+    <w:p>
+      <w:pPr>
+        <w:spacing w:after="120" w:line="276"/>
+        <w:jc w:val="both"/>
+      </w:pPr>
+      <w:r>
+        <w:rPr>
+          <w:rFonts w:ascii="Arial" w:cs="Arial" w:eastAsia="Arial" w:hAnsi="Arial"/>
+          <w:b w:val="false"/>
+          <w:bCs w:val="false"/>
+          <w:i w:val="false"/>
+          <w:iCs w:val="false"/>
+          <w:color w:val="1A1A1A"/>
+          <w:sz w:val="21"/>
+          <w:szCs w:val="21"/>
+        </w:rPr>
+        <w:t xml:space="preserve">Sieben Jahre ab Kauf bekommt jeder Kunde die neueste Version mit Sicherheits- und Funktionsupdates kostenlos, auch ohne Pflege; das Enddatum steht im Auftragsformular. Dafür fehlt noch der Update-Weg für Kundeninstallationen – bis der gebaut ist, steht jede Update-Zusage unter „[setzt voraus: …]“.</w:t>
+      </w:r>
+    </w:p>
+    <w:p>
+      <w:pPr>
+        <w:pStyle w:val="Heading2"/>
+        <w:keepNext/>
+        <w:spacing w:after="80" w:before="160"/>
+      </w:pPr>
+      <w:r>
+        <w:rPr>
+          <w:rFonts w:ascii="Arial" w:cs="Arial" w:eastAsia="Arial" w:hAnsi="Arial"/>
+          <w:b/>
+          <w:bCs/>
+          <w:i w:val="false"/>
+          <w:iCs w:val="false"/>
+          <w:color w:val="0B0B0F"/>
+          <w:sz w:val="21"/>
+          <w:szCs w:val="21"/>
+        </w:rPr>
+        <w:t xml:space="preserve">Betrieb beim Kunden und Wartungszugang</w:t>
+      </w:r>
+    </w:p>
+    <w:p>
+      <w:pPr>
+        <w:spacing w:after="120" w:line="276"/>
+        <w:jc w:val="both"/>
+      </w:pPr>
+      <w:r>
+        <w:rPr>
+          <w:rFonts w:ascii="Arial" w:cs="Arial" w:eastAsia="Arial" w:hAnsi="Arial"/>
+          <w:b w:val="false"/>
+          <w:bCs w:val="false"/>
+          <w:i w:val="false"/>
+          <w:iCs w:val="false"/>
+          <w:color w:val="1A1A1A"/>
+          <w:sz w:val="21"/>
+          <w:szCs w:val="21"/>
+        </w:rPr>
+        <w:t xml:space="preserve">Server, Verfügbarkeit und Datensicherung sind Sache des Kunden; Sicherheitsupdates muss er zügig einspielen oder euch über den Wartungszugang einspielen lassen. Jeden Zugriff dokumentiert ihr; Auftragsverarbeiter seid ihr nur bei diesen Zugriffen.</w:t>
+      </w:r>
+    </w:p>
+    <w:p>
+      <w:pPr>
+        <w:pStyle w:val="Heading2"/>
+        <w:keepNext/>
+        <w:spacing w:after="80" w:before="160"/>
+      </w:pPr>
+      <w:r>
+        <w:rPr>
+          <w:rFonts w:ascii="Arial" w:cs="Arial" w:eastAsia="Arial" w:hAnsi="Arial"/>
+          <w:b/>
+          <w:bCs/>
+          <w:i w:val="false"/>
+          <w:iCs w:val="false"/>
+          <w:color w:val="0B0B0F"/>
+          <w:sz w:val="21"/>
+          <w:szCs w:val="21"/>
+        </w:rPr>
+        <w:t xml:space="preserve">Pflege</w:t>
+      </w:r>
+    </w:p>
+    <w:p>
+      <w:pPr>
+        <w:spacing w:after="120" w:line="276"/>
+        <w:jc w:val="both"/>
+      </w:pPr>
+      <w:r>
+        <w:rPr>
+          <w:rFonts w:ascii="Arial" w:cs="Arial" w:eastAsia="Arial" w:hAnsi="Arial"/>
+          <w:b w:val="false"/>
+          <w:bCs w:val="false"/>
+          <w:i w:val="false"/>
+          <w:iCs w:val="false"/>
+          <w:color w:val="1A1A1A"/>
+          <w:sz w:val="21"/>
+          <w:szCs w:val="21"/>
+        </w:rPr>
+        <w:t xml:space="preserve">Die Pflege (18 % des Listenpreises je Zugang und Jahr ab Jahr 2) ist nur noch Support und Reaktionszeit. Wer sie kündigt, behält Lizenz und Updates.</w:t>
+      </w:r>
+    </w:p>
+    <w:p>
+      <w:pPr>
+        <w:pStyle w:val="Heading2"/>
+        <w:keepNext/>
+        <w:spacing w:after="80" w:before="160"/>
+      </w:pPr>
+      <w:r>
+        <w:rPr>
+          <w:rFonts w:ascii="Arial" w:cs="Arial" w:eastAsia="Arial" w:hAnsi="Arial"/>
+          <w:b/>
+          <w:bCs/>
+          <w:i w:val="false"/>
+          <w:iCs w:val="false"/>
+          <w:color w:val="0B0B0F"/>
+          <w:sz w:val="21"/>
+          <w:szCs w:val="21"/>
+        </w:rPr>
+        <w:t xml:space="preserve">Festpreis-App</w:t>
+      </w:r>
+    </w:p>
+    <w:p>
+      <w:pPr>
+        <w:spacing w:after="120" w:line="276"/>
+        <w:jc w:val="both"/>
+      </w:pPr>
+      <w:r>
+        <w:rPr>
+          <w:rFonts w:ascii="Arial" w:cs="Arial" w:eastAsia="Arial" w:hAnsi="Arial"/>
+          <w:b w:val="false"/>
+          <w:bCs w:val="false"/>
+          <w:i w:val="false"/>
+          <w:iCs w:val="false"/>
+          <w:color w:val="1A1A1A"/>
+          <w:sz w:val="21"/>
+          <w:szCs w:val="21"/>
+        </w:rPr>
+        <w:t xml:space="preserve">Die App ist ein Werk mit Abnahme; ihr betreibt sie im ersten Jahr und während der Pflege auf euren Servern. Was beim Ende der Pflege passiert (Vorschlag: lauffähiges Abbild an den Kunden), entscheidet Max.</w:t>
       </w:r>
     </w:p>
     <w:sectPr>

--- a/vertrag/NexAI-Vertragswerk_einfach-erklaert.docx
+++ b/vertrag/NexAI-Vertragswerk_einfach-erklaert.docx
@@ -733,7 +733,7 @@
           <w:sz w:val="21"/>
           <w:szCs w:val="21"/>
         </w:rPr>
-        <w:t xml:space="preserve">Unbeschränkt haftet ihr bei Vorsatz, grober Fahrlässigkeit, Personenschäden, Garantie und Produkthaftung. Bei einfacher Fahrlässigkeit nur für zentrale Pflichten und höchstens [25.000] EUR je Schadensfall oder die höhere Auftragssumme – ein Jahresdeckel fällt weg, weil er vorhersehbare Schäden abschneiden würde. Die Zahl steht in eckigen Klammern, bis Max sie bestätigt; neu ist außerdem der Ausschluss der Haftung ohne Verschulden für anfängliche Mängel bei gehosteten Anwendungen.</w:t>
+        <w:t xml:space="preserve">Unbeschränkt haftet ihr bei Vorsatz, grober Fahrlässigkeit, Personenschäden, Garantie und Produkthaftung. Bei einfacher Fahrlässigkeit nur für zentrale Pflichten und höchstens 25.000 EUR je Schadensfall oder die höhere Auftragssumme – ein Jahresdeckel fällt weg, weil er vorhersehbare Schäden abschneiden würde. Die Zahl steht in eckigen Klammern, bis Max sie bestätigt; neu ist außerdem der Ausschluss der Haftung ohne Verschulden für anfängliche Mängel bei gehosteten Anwendungen.</w:t>
       </w:r>
     </w:p>
     <w:p>
@@ -1162,7 +1162,7 @@
           <w:sz w:val="21"/>
           <w:szCs w:val="21"/>
         </w:rPr>
-        <w:t xml:space="preserve">Neu: Für gehostete Anwendungen und eure Vermittlungsschicht sagt ihr eine feste Verfügbarkeit zu ([98] % im Monat, Anlage C Ziffer 7). Wird sie verfehlt, mindert sich der Beitrag pauschal. Für die Verarbeitung durch Drittdienste und für Kauflizenzen gibt es keine Zusage.</w:t>
+        <w:t xml:space="preserve">Neu: Für gehostete Anwendungen und eure Vermittlungsschicht sagt ihr eine feste Verfügbarkeit zu (98 % im Monat, Anlage C Ziffer 7). Wird sie verfehlt, mindert sich der Beitrag pauschal. Für die Verarbeitung durch Drittdienste und für Kauflizenzen gibt es keine Zusage.</w:t>
       </w:r>
     </w:p>
     <w:p>
@@ -3690,7 +3690,7 @@
           <w:sz w:val="21"/>
           <w:szCs w:val="21"/>
         </w:rPr>
-        <w:t xml:space="preserve">Montag bis Freitag 9 bis 17 Uhr, kein 24/7. Neu: Seid ihr im Urlaub oder krank, kündigt ihr das an und benennt eine Vertretung – wer das ist, muss Max noch festlegen.</w:t>
+        <w:t xml:space="preserve">Montag bis Freitag 9 bis 17 Uhr, kein 24/7. Neu: Seid ihr im Urlaub oder krank, kündigt ihr das an; die Vertretung übernimmt Brian (im Vertrag mit vollem Namen Jason Brian Merklein), mit denselben Reaktionszeiten, P1 also 4 Servicestunden.</w:t>
       </w:r>
     </w:p>
     <w:p>
@@ -3729,7 +3729,7 @@
           <w:sz w:val="21"/>
           <w:szCs w:val="21"/>
         </w:rPr>
-        <w:t xml:space="preserve">E-Mail, Telefon 0176 80714816 (Max) für P1-Fälle, Video, Fernwartung. Sicherheitslücken gehen an security@nex-a-i.com, sobald das Postfach eingerichtet ist.</w:t>
+        <w:t xml:space="preserve">E-Mail, Telefon 0176 80714816 (Firmennummer) für P1-Fälle, Video, Fernwartung. Sicherheitslücken gehen an security@nex-a-i.com, sobald das Postfach eingerichtet ist.</w:t>
       </w:r>
     </w:p>
     <w:p>
@@ -4041,7 +4041,7 @@
           <w:sz w:val="21"/>
           <w:szCs w:val="21"/>
         </w:rPr>
-        <w:t xml:space="preserve">Neu und wichtig: [98] % im Monat als feste Zusage für gehostete Anwendungen und eure Vermittlungsschicht. Darunter mindert sich der Beitrag um 5, 15 oder 30 %, zweimal unter 90 % erlaubt die Kündigung. Eine externe Messung gibt es noch nicht; bis dahin zählen Störungsmeldungen und eure Aufzeichnungen.</w:t>
+        <w:t xml:space="preserve">Neu und wichtig: 98 % im Monat als feste Zusage für gehostete Anwendungen und eure Vermittlungsschicht. Darunter mindert sich der Beitrag um 5, 15 oder 30 %, zweimal unter 90 % erlaubt die Kündigung. Eine externe Messung gibt es noch nicht; bis dahin zählen Störungsmeldungen und eure Aufzeichnungen.</w:t>
       </w:r>
     </w:p>
     <w:p>
@@ -5547,7 +5547,7 @@
           <w:sz w:val="21"/>
           <w:szCs w:val="21"/>
         </w:rPr>
-        <w:t xml:space="preserve">Gleich wie im Rahmenvertrag: [25.000] EUR je Schadensfall oder die höhere Auftragssumme, kein Jahresdeckel, keine Haftung ohne Verschulden für anfängliche Mängel.</w:t>
+        <w:t xml:space="preserve">Gleich wie im Rahmenvertrag: 25.000 EUR je Schadensfall oder die höhere Auftragssumme, kein Jahresdeckel, keine Haftung ohne Verschulden für anfängliche Mängel.</w:t>
       </w:r>
     </w:p>
     <w:p>
@@ -5820,7 +5820,7 @@
           <w:sz w:val="21"/>
           <w:szCs w:val="21"/>
         </w:rPr>
-        <w:t xml:space="preserve">Schlussvermerk: Entwurf, von NexAI erstellt, anwaltliche Prüfung folgt. Vor dem ersten Einsatz muss Max die Haftungssumme bestätigen.</w:t>
+        <w:t xml:space="preserve">Schlussvermerk: Entwurf, von NexAI erstellt, anwaltliche Prüfung folgt. Die Haftungssumme von 25.000 EUR je Schadensfall hat Max am 18.10.2026 bestätigt.</w:t>
       </w:r>
     </w:p>
     <w:p>
@@ -5906,7 +5906,7 @@
           <w:sz w:val="21"/>
           <w:szCs w:val="21"/>
         </w:rPr>
-        <w:t xml:space="preserve">Wer die Lizenz bezahlt hat, darf das CRM dauerhaft nutzen, auch jede neuere Version. Ob ihr Quelltext oder fertige Abbilder liefert und ob der Kunde die Lizenz weitergeben darf, entscheidet Max noch.</w:t>
+        <w:t xml:space="preserve">Wer die Lizenz bezahlt hat, darf das CRM dauerhaft nutzen, auch jede neuere Version. Geliefert werden fertige, signierte Programmpakete, kein Quelltext (Max, 18.10.2026). Ob der Kunde die Lizenz weitergeben darf, entscheidet Max noch.</w:t>
       </w:r>
     </w:p>
     <w:p>

--- a/vertrag/NexAI-Vertragswerk_einfach-erklaert.docx
+++ b/vertrag/NexAI-Vertragswerk_einfach-erklaert.docx
@@ -3526,7 +3526,7 @@
           <w:sz w:val="21"/>
           <w:szCs w:val="21"/>
         </w:rPr>
-        <w:t xml:space="preserve">Neu: eine Tabelle mit allen Fristen je System, die Werte stammen aus dem Code, der löscht. Wo noch nicht gelöscht wird (CRM-Protokoll, Tagesübersichten des Mailagenten), steht das offen drin.</w:t>
+        <w:t xml:space="preserve">Neu: eine Tabelle mit allen Fristen je System, die Werte stammen aus dem Code, der löscht. Seit 18.10. wird auch das CRM-Protokoll gelöscht; Tagesübersichten und gemerkte Bankverbindungen des Mailagenten löschen ab der nächsten Mailagent-Version (Bankverbindungen nach 24 Monaten).</w:t>
       </w:r>
     </w:p>
     <w:p>

--- a/vertrag/NexAI-Vertragswerk_einfach-erklaert.docx
+++ b/vertrag/NexAI-Vertragswerk_einfach-erklaert.docx
@@ -3526,7 +3526,7 @@
           <w:sz w:val="21"/>
           <w:szCs w:val="21"/>
         </w:rPr>
-        <w:t xml:space="preserve">Neu: eine Tabelle mit allen Fristen je System, die Werte stammen aus dem Code, der löscht. Seit 18.10. wird auch das CRM-Protokoll gelöscht; Tagesübersichten und gemerkte Bankverbindungen des Mailagenten löschen ab der nächsten Mailagent-Version (Bankverbindungen nach 24 Monaten).</w:t>
+        <w:t xml:space="preserve">Neu: eine Tabelle mit allen Fristen je System, die Werte stammen aus dem Code, der löscht. Seit 18.10. wird auch das CRM-Protokoll gelöscht; seit 19.10. löscht der Mailagent auch Tagesübersichten (wie Nachrichten) und gemerkte Bankverbindungen (24 Monate nach der letzten Nennung).</w:t>
       </w:r>
     </w:p>
     <w:p>

--- a/vertrag/NexAI-Vertragswerk_einfach-erklaert.docx
+++ b/vertrag/NexAI-Vertragswerk_einfach-erklaert.docx
@@ -1443,7 +1443,7 @@
           <w:sz w:val="21"/>
           <w:szCs w:val="21"/>
         </w:rPr>
-        <w:t xml:space="preserve">Hier wird angekreuzt, was gebucht ist. Neu: der Mailagent mit eigener Ziffer 3.3 (Postfächer, Zugänge, Aufbewahrungsfristen, Kostendeckel, selbsttätiger Versand nur mit eigenem Kreuz) und Ziffer 3.4 für Kauflizenz und Festpreis-App mit dem Enddatum der Sicherheitsupdates (Monat/Jahr). Der Voice Agent ist nur für eingehende Gespräche angekreuzt, ausgehend ist derzeit nicht lieferbar.</w:t>
+        <w:t xml:space="preserve">Hier wird angekreuzt, was gebucht ist. Neu: der Mailagent mit eigener Ziffer 3.3 (Postfächer, Zugänge, Aufbewahrungsfristen, Kostendeckel) und Ziffer 3.4 für Kauflizenz und Festpreis-App mit dem Enddatum der Sicherheitsupdates (Monat/Jahr). Der Voice Agent ist nur für eingehende Gespräche angekreuzt, ausgehend ist derzeit nicht lieferbar.</w:t>
       </w:r>
     </w:p>
     <w:p>
@@ -2309,7 +2309,7 @@
           <w:sz w:val="21"/>
           <w:szCs w:val="21"/>
         </w:rPr>
-        <w:t xml:space="preserve">Der Mailagent steht jetzt im Vertrag: Er spiegelt die Postfächer, stuft ein, erkennt Fristen, Rechnungen und Betrug und schreibt Entwürfe, die ein Mensch freigibt. Selbsttätiger Versand nur, wenn er im Auftragsformular angekreuzt ist; wer dann für den Inhalt einsteht, entscheidet Max noch. Die Aufbewahrungsfristen kommen aus dem Löschcode (180/90/90 Tage, Protokoll 1.095 Tage, Zeile sechs Jahre), und der Mailagent ist ausdrücklich kein Archiv für Handelsbriefe.</w:t>
+        <w:t xml:space="preserve">Der Mailagent steht jetzt im Vertrag: Er spiegelt die Postfächer, stuft ein, erkennt Fristen, Rechnungen und Betrug und schreibt Entwürfe, die ein Mensch freigibt. Selbsttätiger Versand nur an Adressen, die die Verwaltung des Kunden in der Anwendung auf die Freigabeliste setzt; jede Eintragung gilt als gesonderte Vereinbarung, ein Kreuz im Auftragsformular gibt es dafür nicht. Wer für den Inhalt einsteht, entscheidet Max noch. Die Aufbewahrungsfristen kommen aus dem Löschcode (180/90/90 Tage, Protokoll 1.095 Tage, Zeile sechs Jahre), und der Mailagent ist ausdrücklich kein Archiv für Handelsbriefe.</w:t>
       </w:r>
     </w:p>
     <w:p>

--- a/vertrag/NexAI-Vertragswerk_einfach-erklaert.docx
+++ b/vertrag/NexAI-Vertragswerk_einfach-erklaert.docx
@@ -148,7 +148,7 @@
           <w:sz w:val="21"/>
           <w:szCs w:val="21"/>
         </w:rPr>
-        <w:t xml:space="preserve">Hier stehen oben ihr als NexAI GbR (mit Max und Jason als Gesellschafter) fest eingetragen, darunter kommen die Felder für die Kundendaten. Beim Ausfüllen tragt ihr Firma, Adresse, Ansprechpartner und Steuernummer des Kunden ein. Achtet darauf, dass wirklich die vertretungsberechtigte Person unterschreibt, sonst ist der Vertrag im Zweifel angreifbar.</w:t>
+        <w:t xml:space="preserve">Hier stehen oben ihr als NexAI GbR (mit Max und Jason als Gesellschafter) fest eingetragen, darunter kommen die Felder für die Kundendaten. Beim Ausfüllen tragt ihr Firma, Adresse, Ansprechpartner und Steuernummer des Kunden ein. Neu: Jeder von euch beiden darf allein unterschreiben (gegenseitige Ermächtigung), und Closer sowie die Vertriebsleitung dürfen „in Vollmacht für NexAI“ unterschreiben, aber nur die unveränderten Vorlagen zu Listenpreisen. Achtet beim Kunden darauf, dass wirklich die vertretungsberechtigte Person unterschreibt.</w:t>
       </w:r>
     </w:p>
     <w:p>
@@ -1240,7 +1240,7 @@
           <w:sz w:val="21"/>
           <w:szCs w:val="21"/>
         </w:rPr>
-        <w:t xml:space="preserve">Am Ende steht ehrlich: Entwurf, von NexAI erstellt, anwaltliche Prüfung folgt. Danach unterschreiben Max, Jason und der Kunde. Vorher müssen die eckigen Klammern (Haftungssumme, Auftragssumme) entschieden sein.</w:t>
+        <w:t xml:space="preserve">Am Ende steht ehrlich: Entwurf, von NexAI erstellt, anwaltliche Prüfung folgt. Danach unterschreiben für NexAI einer von euch oder eine bevollmächtigte Person (Closer, Vertriebsleitung) und der Kunde. Vorher müssen die eckigen Klammern (Haftungssumme, Auftragssumme) entschieden sein.</w:t>
       </w:r>
     </w:p>
     <w:p>
@@ -1950,7 +1950,7 @@
           <w:sz w:val="21"/>
           <w:szCs w:val="21"/>
         </w:rPr>
-        <w:t xml:space="preserve">Beide Gesellschafter und der Kunde unterschreiben. Der Schlussvermerk sagt ehrlich: Entwurf, von NexAI erstellt, anwaltliche Prüfung folgt.</w:t>
+        <w:t xml:space="preserve">Für NexAI unterschreibt einer von euch oder ein Closer oder die Vertriebsleitung „in Vollmacht für NexAI“, dazu der Kunde. Neu direkt über den Unterschriften: der Hinweis, was die Vollmacht deckt (nur unveränderte Vorlagen, nur Listenpreise, keine Kauflizenz), mit einem Ankreuzfeld für den Kunden. Ziffer 5 hat dafür eine eigene Spalte für den Listenpreis. Weicht ein Closer oder die Vertriebsleitung davon ab, gilt der Vertrag erst, wenn einer von euch ihn in Textform genehmigt; lehnt ihr ab, kommt er nicht zustande. Erklärungen des Kunden zum Vertrag gehen an mbt@, nicht an den Vertrieb. Der Schlussvermerk sagt ehrlich: Entwurf, von NexAI erstellt, anwaltliche Prüfung folgt.</w:t>
       </w:r>
     </w:p>
     <w:p>
@@ -3565,7 +3565,7 @@
           <w:sz w:val="21"/>
           <w:szCs w:val="21"/>
         </w:rPr>
-        <w:t xml:space="preserve">Beide Gesellschafter und der Kunde unterschreiben den AVV mit seinen drei Anhängen.</w:t>
+        <w:t xml:space="preserve">Für NexAI unterschreibt einer von euch oder eine bevollmächtigte Person (Closer, Vertriebsleitung), dazu der Kunde. Der AVV gilt mit seinen drei Anhängen unverändert; ändern dürfen ihn nur Max oder Jason.</w:t>
       </w:r>
     </w:p>
     <w:p>
@@ -4275,7 +4275,7 @@
           <w:sz w:val="21"/>
           <w:szCs w:val="21"/>
         </w:rPr>
-        <w:t xml:space="preserve">Am Ende unterschreiben beide NexAI-Gesellschafter (Maximilian Trenk und Jason Brian Merklein) sowie der Kunde, jeweils mit Ort und Datum. Das macht die Anlage C rechtsverbindlich und Teil des Vertragswerks. Achtet darauf, dass wirklich alle drei Felder ausgefüllt und datiert sind, bevor der Betrieb startet, und beachtet den Hinweis, dass dies ein Entwurf ist, der vor dem echten Einsatz anwaltlich geprüft werden sollte.</w:t>
+        <w:t xml:space="preserve">Am Ende unterschreiben für NexAI einer von euch oder eine bevollmächtigte Person (Closer, Vertriebsleitung) sowie der Kunde, jeweils mit Ort und Datum. Das macht die Anlage C rechtsverbindlich und Teil des Vertragswerks. Achtet darauf, dass wirklich alle drei Felder ausgefüllt und datiert sind, bevor der Betrieb startet, und beachtet den Hinweis, dass dies ein Entwurf ist, der vor dem echten Einsatz anwaltlich geprüft werden sollte.</w:t>
       </w:r>
     </w:p>
     <w:p>
@@ -4712,7 +4712,7 @@
           <w:sz w:val="21"/>
           <w:szCs w:val="21"/>
         </w:rPr>
-        <w:t xml:space="preserve">Beide Gesellschafter und der Kunde unterschreiben. Schlussvermerk: Entwurf, von NexAI erstellt, anwaltliche Prüfung folgt.</w:t>
+        <w:t xml:space="preserve">Für NexAI unterschreibt einer von euch, nie ein Closer (Abnahmen deckt die Vollmacht nicht), dazu der Kunde. Schlussvermerk: Entwurf, von NexAI erstellt, anwaltliche Prüfung folgt.</w:t>
       </w:r>
     </w:p>
     <w:p>
@@ -5235,7 +5235,7 @@
           <w:sz w:val="21"/>
           <w:szCs w:val="21"/>
         </w:rPr>
-        <w:t xml:space="preserve">Angebote sind unverbindlich, der Vertrag entsteht mit dem Auftragsformular. Neu: Vertriebspartner dürfen keine Zusagen machen, die vom Vertrag abweichen – das schützt besser als die alte Schriftformklausel.</w:t>
+        <w:t xml:space="preserve">Angebote sind unverbindlich, der Vertrag entsteht mit dem Auftragsformular. Der Vertrag entsteht mit der Unterschrift beider Seiten, nicht mehr schon mit dem Beginn der Leistung. Vertriebspartner unterschreiben nur im Rahmen ihrer Vollmacht (Ziffer 16 des Leistungsscheins); Abweichungen vom Vertrag oder von den Listenpreisen deckt sie nicht.</w:t>
       </w:r>
     </w:p>
     <w:p>

--- a/vertrag/NexAI-Vertragswerk_einfach-erklaert.docx
+++ b/vertrag/NexAI-Vertragswerk_einfach-erklaert.docx
@@ -148,7 +148,7 @@
           <w:sz w:val="21"/>
           <w:szCs w:val="21"/>
         </w:rPr>
-        <w:t xml:space="preserve">Hier stehen oben ihr als NexAI GbR (mit Max und Jason als Gesellschafter) fest eingetragen, darunter kommen die Felder für die Kundendaten. Beim Ausfüllen tragt ihr Firma, Adresse, Ansprechpartner und Steuernummer des Kunden ein. Neu: Jeder von euch beiden darf allein unterschreiben (gegenseitige Ermächtigung), und Closer sowie die Vertriebsleitung dürfen „in Vollmacht für NexAI“ unterschreiben, aber nur die unveränderten Vorlagen zu Listenpreisen. Achtet beim Kunden darauf, dass wirklich die vertretungsberechtigte Person unterschreibt.</w:t>
+        <w:t xml:space="preserve">Hier stehen oben ihr als NexAI GbR (mit Max und Jason als Gesellschafter) fest eingetragen, darunter kommen die Felder für die Kundendaten. Beim Ausfüllen tragt ihr Firma, Adresse, Ansprechpartner und Steuernummer des Kunden ein. Neu: Jeder von euch beiden darf allein unterschreiben (gegenseitige Ermächtigung), Closer dürfen „in Vollmacht für NexAI“ unterschreiben, aber nur die unveränderten Vorlagen zu Listenpreisen. Die Vertriebsleitung darf im laufenden Geschäft fast alles, was ihr dürft, mit Rabatten bis 10 %; Zahlungen nimmt sie nicht an, und Kündigungen, Rücktritte, Aufhebungen, Deaktivierungen und Erstattungen bei Kunden sowie die Kündigung von Vertriebspartnern brauchen eure Zustimmung (sie gilt als erteilt, wenn keiner von euch binnen 2 Werktagen widerspricht; ausgenommen ist die Kündigung wegen Zahlungsverzugs nach dem außergerichtlichen Mahnverfahren). Achtet beim Kunden darauf, dass wirklich die vertretungsberechtigte Person unterschreibt.</w:t>
       </w:r>
     </w:p>
     <w:p>
@@ -1950,7 +1950,7 @@
           <w:sz w:val="21"/>
           <w:szCs w:val="21"/>
         </w:rPr>
-        <w:t xml:space="preserve">Für NexAI unterschreibt einer von euch oder ein Closer oder die Vertriebsleitung „in Vollmacht für NexAI“, dazu der Kunde. Neu direkt über den Unterschriften: der Hinweis, was die Vollmacht deckt (nur unveränderte Vorlagen, nur Listenpreise, keine Kauflizenz), mit einem Ankreuzfeld für den Kunden. Ziffer 5 hat dafür eine eigene Spalte für den Listenpreis. Weicht ein Closer oder die Vertriebsleitung davon ab, gilt der Vertrag erst, wenn einer von euch ihn in Textform genehmigt; lehnt ihr ab, kommt er nicht zustande. Erklärungen des Kunden zum Vertrag gehen an mbt@, nicht an den Vertrieb. Der Schlussvermerk sagt ehrlich: Entwurf, von NexAI erstellt, anwaltliche Prüfung folgt.</w:t>
+        <w:t xml:space="preserve">Für NexAI unterschreibt einer von euch oder ein Closer oder die Vertriebsleitung „in Vollmacht für NexAI“, dazu der Kunde. Neu direkt über den Unterschriften: der Hinweis, was die Vollmacht deckt (Closer: nur unveränderte Vorlagen, nur Listenpreise, keine Kauflizenz; Vertriebsleitung: wie ihr, Rabatt bis 10 %), mit einem Ankreuzfeld für den Kunden. Ziffer 5 hat dafür eine eigene Spalte für den Listenpreis. Weicht ein Closer davon ab, gilt der Vertrag erst, wenn einer von euch oder die Vertriebsleitung ihn in Textform genehmigt; über 10 % Rabatt kann nur einer von euch genehmigen, auch wenn die Vertriebsleitung selbst unterschrieben hat; lehnt ihr ab, kommt er nicht zustande. Erklärungen des Kunden zum Vertrag gehen an mbt@, nicht an den Vertrieb. Der Schlussvermerk sagt ehrlich: Entwurf, von NexAI erstellt, anwaltliche Prüfung folgt.</w:t>
       </w:r>
     </w:p>
     <w:p>
@@ -3565,7 +3565,7 @@
           <w:sz w:val="21"/>
           <w:szCs w:val="21"/>
         </w:rPr>
-        <w:t xml:space="preserve">Für NexAI unterschreibt einer von euch oder eine bevollmächtigte Person (Closer, Vertriebsleitung), dazu der Kunde. Der AVV gilt mit seinen drei Anhängen unverändert; ändern dürfen ihn nur Max oder Jason.</w:t>
+        <w:t xml:space="preserve">Für NexAI unterschreibt einer von euch oder eine bevollmächtigte Person (Closer, Vertriebsleitung), dazu der Kunde. Der AVV gilt mit seinen drei Anhängen unverändert; ändern dürft ihn nur ihr beide oder die Vertriebsleitung, nie ein Closer.</w:t>
       </w:r>
     </w:p>
     <w:p>
@@ -4712,7 +4712,7 @@
           <w:sz w:val="21"/>
           <w:szCs w:val="21"/>
         </w:rPr>
-        <w:t xml:space="preserve">Für NexAI unterschreibt einer von euch, nie ein Closer (Abnahmen deckt die Vollmacht nicht), dazu der Kunde. Schlussvermerk: Entwurf, von NexAI erstellt, anwaltliche Prüfung folgt.</w:t>
+        <w:t xml:space="preserve">Für NexAI unterschreibt einer von euch oder die Vertriebsleitung, nie ein Closer (Abnahmen deckt seine Vollmacht nicht), dazu der Kunde. Schlussvermerk: Entwurf, von NexAI erstellt, anwaltliche Prüfung folgt.</w:t>
       </w:r>
     </w:p>
     <w:p>
@@ -5235,7 +5235,7 @@
           <w:sz w:val="21"/>
           <w:szCs w:val="21"/>
         </w:rPr>
-        <w:t xml:space="preserve">Angebote sind unverbindlich, der Vertrag entsteht mit dem Auftragsformular. Der Vertrag entsteht mit der Unterschrift beider Seiten, nicht mehr schon mit dem Beginn der Leistung. Vertriebspartner unterschreiben nur im Rahmen ihrer Vollmacht (Ziffer 16 des Leistungsscheins); Abweichungen vom Vertrag oder von den Listenpreisen deckt sie nicht.</w:t>
+        <w:t xml:space="preserve">Angebote sind unverbindlich, der Vertrag entsteht mit dem Auftragsformular. Der Vertrag entsteht mit der Unterschrift beider Seiten, nicht mehr schon mit dem Beginn der Leistung. Closer und die Vertriebsleitung unterschreiben nur im Rahmen ihrer Vollmacht (Ziffer 16 des Leistungsscheins): Closer nur unveränderte Vorlagen zu Listenpreisen, die Vertriebsleitung wie ihr, aber höchstens 10 % unter Listenpreis. Was darüber hinausgeht, deckt die Vollmacht nicht.</w:t>
       </w:r>
     </w:p>
     <w:p>
